--- a/50_模板/验收单模板.docx
+++ b/50_模板/验收单模板.docx
@@ -1,20 +1,25 @@
 
 <file path=word/document.xml><?xml version="1.0" encoding="utf-8"?>
 <w:document xmlns:wpc="http://schemas.microsoft.com/office/word/2010/wordprocessingCanvas" xmlns:cx="http://schemas.microsoft.com/office/drawing/2014/chartex" xmlns:cx1="http://schemas.microsoft.com/office/drawing/2015/9/8/chartex" xmlns:cx2="http://schemas.microsoft.com/office/drawing/2015/10/21/chartex" xmlns:cx3="http://schemas.microsoft.com/office/drawing/2016/5/9/chartex" xmlns:cx4="http://schemas.microsoft.com/office/drawing/2016/5/10/chartex" xmlns:cx5="http://schemas.microsoft.com/office/drawing/2016/5/11/chartex" xmlns:cx6="http://schemas.microsoft.com/office/drawing/2016/5/12/chartex" xmlns:cx7="http://schemas.microsoft.com/office/drawing/2016/5/13/chartex" xmlns:cx8="http://schemas.microsoft.com/office/drawing/2016/5/14/chartex" xmlns:mc="http://schemas.openxmlformats.org/markup-compatibility/2006" xmlns:aink="http://schemas.microsoft.com/office/drawing/2016/ink" xmlns:am3d="http://schemas.microsoft.com/office/drawing/2017/model3d" xmlns:o="urn:schemas-microsoft-com:office:office" xmlns:oel="http://schemas.microsoft.com/office/2019/extlst" xmlns:r="http://schemas.openxmlformats.org/officeDocument/2006/relationships" xmlns:m="http://schemas.openxmlformats.org/officeDocument/2006/math" xmlns:v="urn:schemas-microsoft-com:vml" xmlns:wp14="http://schemas.microsoft.com/office/word/2010/wordprocessingDrawing" xmlns:wp="http://schemas.openxmlformats.org/drawingml/2006/wordprocessingDrawing" xmlns:w10="urn:schemas-microsoft-com:office:word" xmlns:w="http://schemas.openxmlformats.org/wordprocessingml/2006/main" xmlns:w14="http://schemas.microsoft.com/office/word/2010/wordml" xmlns:w15="http://schemas.microsoft.com/office/word/2012/wordml" xmlns:w16cex="http://schemas.microsoft.com/office/word/2018/wordml/cex" xmlns:w16cid="http://schemas.microsoft.com/office/word/2016/wordml/cid" xmlns:w16="http://schemas.microsoft.com/office/word/2018/wordml" xmlns:w16du="http://schemas.microsoft.com/office/word/2023/wordml/word16du" xmlns:w16sdtdh="http://schemas.microsoft.com/office/word/2020/wordml/sdtdatahash" xmlns:w16sdtfl="http://schemas.microsoft.com/office/word/2024/wordml/sdtformatlock" xmlns:w16se="http://schemas.microsoft.com/office/word/2015/wordml/symex" xmlns:wpg="http://schemas.microsoft.com/office/word/2010/wordprocessingGroup" xmlns:wpi="http://schemas.microsoft.com/office/word/2010/wordprocessingInk" xmlns:wne="http://schemas.microsoft.com/office/word/2006/wordml" xmlns:wps="http://schemas.microsoft.com/office/word/2010/wordprocessingShape" mc:Ignorable="w14 w15 w16se w16cid w16 w16cex w16sdtdh w16sdtfl w16du wp14">
+  <w:background w:color="FFFFFF"/>
   <w:body>
     <w:p>
       <w:pPr>
+        <w:spacing w:line="360" w:lineRule="auto"/>
         <w:jc w:val="center"/>
         <w:rPr>
+          <w:rFonts w:ascii="宋体" w:hAnsi="宋体" w:cs="宋体" w:hint="eastAsia"/>
           <w:b/>
           <w:bCs/>
+          <w:szCs w:val="21"/>
         </w:rPr>
       </w:pPr>
       <w:r>
         <w:rPr>
-          <w:rFonts w:hint="eastAsia"/>
+          <w:rFonts w:ascii="宋体" w:hAnsi="宋体" w:cs="宋体" w:hint="eastAsia"/>
           <w:b/>
           <w:bCs/>
+          <w:szCs w:val="21"/>
         </w:rPr>
         <w:t>物资到货现场验收单</w:t>
       </w:r>
@@ -34,61 +39,62 @@
           <w:b/>
           <w:szCs w:val="21"/>
         </w:rPr>
-        <w:t xml:space="preserve">同编号：                                       </w:t>
+        <w:t xml:space="preserve">合同编号：                                       </w:t>
       </w:r>
     </w:p>
     <w:tbl>
       <w:tblPr>
-        <w:tblW w:w="9639" w:type="dxa"/>
-        <w:tblLook w:val="04A0" w:firstRow="1" w:lastRow="0" w:firstColumn="1" w:lastColumn="0" w:noHBand="0" w:noVBand="1"/>
+        <w:tblW w:w="0" w:type="auto"/>
+        <w:tblInd w:w="108" w:type="dxa"/>
+        <w:tblBorders>
+          <w:top w:val="single" w:sz="4" w:space="0" w:color="auto"/>
+          <w:left w:val="single" w:sz="4" w:space="0" w:color="auto"/>
+          <w:bottom w:val="single" w:sz="4" w:space="0" w:color="auto"/>
+          <w:right w:val="single" w:sz="4" w:space="0" w:color="auto"/>
+          <w:insideH w:val="single" w:sz="4" w:space="0" w:color="auto"/>
+          <w:insideV w:val="single" w:sz="4" w:space="0" w:color="auto"/>
+        </w:tblBorders>
+        <w:tblLayout w:type="fixed"/>
+        <w:tblLook w:val="0000" w:firstRow="0" w:lastRow="0" w:firstColumn="0" w:lastColumn="0" w:noHBand="0" w:noVBand="0"/>
       </w:tblPr>
       <w:tblGrid>
         <w:gridCol w:w="709"/>
-        <w:gridCol w:w="483"/>
-        <w:gridCol w:w="1482"/>
-        <w:gridCol w:w="424"/>
-        <w:gridCol w:w="115"/>
-        <w:gridCol w:w="1284"/>
-        <w:gridCol w:w="1929"/>
-        <w:gridCol w:w="206"/>
-        <w:gridCol w:w="739"/>
+        <w:gridCol w:w="709"/>
+        <w:gridCol w:w="992"/>
+        <w:gridCol w:w="142"/>
+        <w:gridCol w:w="2026"/>
+        <w:gridCol w:w="1518"/>
+        <w:gridCol w:w="201"/>
+        <w:gridCol w:w="1074"/>
         <w:gridCol w:w="993"/>
         <w:gridCol w:w="1275"/>
       </w:tblGrid>
       <w:tr>
         <w:trPr>
-          <w:trHeight w:val="466"/>
+          <w:trHeight w:val="377"/>
         </w:trPr>
         <w:tc>
           <w:tcPr>
-            <w:tcW w:w="1192" w:type="dxa"/>
+            <w:tcW w:w="1418" w:type="dxa"/>
             <w:gridSpan w:val="2"/>
             <w:vMerge w:val="restart"/>
-            <w:tcBorders>
-              <w:top w:val="single" w:sz="4" w:space="0" w:color="000000"/>
-              <w:left w:val="single" w:sz="4" w:space="0" w:color="000000"/>
-              <w:right w:val="single" w:sz="4" w:space="0" w:color="auto"/>
-            </w:tcBorders>
-            <w:vAlign w:val="center"/>
-          </w:tcPr>
-          <w:p>
-            <w:pPr>
-              <w:snapToGrid w:val="0"/>
+            <w:vAlign w:val="center"/>
+          </w:tcPr>
+          <w:p>
+            <w:pPr>
               <w:spacing w:line="360" w:lineRule="auto"/>
               <w:jc w:val="center"/>
               <w:rPr>
                 <w:rFonts w:ascii="宋体" w:hAnsi="宋体" w:cs="宋体" w:hint="eastAsia"/>
                 <w:b/>
-                <w:bCs/>
-                <w:sz w:val="24"/>
+                <w:szCs w:val="21"/>
               </w:rPr>
             </w:pPr>
             <w:r>
               <w:rPr>
                 <w:rFonts w:ascii="宋体" w:hAnsi="宋体" w:cs="宋体" w:hint="eastAsia"/>
                 <w:b/>
-                <w:bCs/>
-                <w:sz w:val="24"/>
+                <w:szCs w:val="21"/>
               </w:rPr>
               <w:t>收货单位</w:t>
             </w:r>
@@ -96,34 +102,26 @@
         </w:tc>
         <w:tc>
           <w:tcPr>
-            <w:tcW w:w="3305" w:type="dxa"/>
-            <w:gridSpan w:val="4"/>
+            <w:tcW w:w="3160" w:type="dxa"/>
+            <w:gridSpan w:val="3"/>
             <w:vMerge w:val="restart"/>
-            <w:tcBorders>
-              <w:top w:val="single" w:sz="4" w:space="0" w:color="000000"/>
-              <w:left w:val="single" w:sz="4" w:space="0" w:color="auto"/>
-              <w:right w:val="single" w:sz="4" w:space="0" w:color="auto"/>
-            </w:tcBorders>
-            <w:vAlign w:val="center"/>
-          </w:tcPr>
-          <w:p>
-            <w:pPr>
-              <w:snapToGrid w:val="0"/>
+            <w:vAlign w:val="center"/>
+          </w:tcPr>
+          <w:p>
+            <w:pPr>
               <w:spacing w:line="360" w:lineRule="auto"/>
               <w:jc w:val="center"/>
               <w:rPr>
                 <w:rFonts w:ascii="宋体" w:hAnsi="宋体" w:cs="宋体" w:hint="eastAsia"/>
                 <w:b/>
-                <w:bCs/>
-                <w:sz w:val="24"/>
+                <w:szCs w:val="21"/>
               </w:rPr>
             </w:pPr>
             <w:r>
               <w:rPr>
                 <w:rFonts w:ascii="宋体" w:hAnsi="宋体" w:cs="宋体" w:hint="eastAsia"/>
                 <w:b/>
-                <w:bCs/>
-                <w:sz w:val="24"/>
+                <w:szCs w:val="21"/>
               </w:rPr>
               <w:t>荆州浦华荆清水务有限公司</w:t>
             </w:r>
@@ -131,34 +129,26 @@
         </w:tc>
         <w:tc>
           <w:tcPr>
-            <w:tcW w:w="2135" w:type="dxa"/>
+            <w:tcW w:w="1719" w:type="dxa"/>
             <w:gridSpan w:val="2"/>
             <w:vMerge w:val="restart"/>
-            <w:tcBorders>
-              <w:top w:val="single" w:sz="4" w:space="0" w:color="000000"/>
-              <w:left w:val="single" w:sz="4" w:space="0" w:color="auto"/>
-              <w:right w:val="single" w:sz="4" w:space="0" w:color="auto"/>
-            </w:tcBorders>
-            <w:vAlign w:val="center"/>
-          </w:tcPr>
-          <w:p>
-            <w:pPr>
-              <w:snapToGrid w:val="0"/>
+            <w:vAlign w:val="center"/>
+          </w:tcPr>
+          <w:p>
+            <w:pPr>
               <w:spacing w:line="360" w:lineRule="auto"/>
               <w:jc w:val="center"/>
               <w:rPr>
                 <w:rFonts w:ascii="宋体" w:hAnsi="宋体" w:cs="宋体" w:hint="eastAsia"/>
                 <w:b/>
-                <w:bCs/>
-                <w:sz w:val="24"/>
+                <w:szCs w:val="21"/>
               </w:rPr>
             </w:pPr>
             <w:r>
               <w:rPr>
                 <w:rFonts w:ascii="宋体" w:hAnsi="宋体" w:cs="宋体" w:hint="eastAsia"/>
                 <w:b/>
-                <w:bCs/>
-                <w:sz w:val="24"/>
+                <w:szCs w:val="21"/>
               </w:rPr>
               <w:t>供货单位负责人</w:t>
             </w:r>
@@ -166,33 +156,21 @@
         </w:tc>
         <w:tc>
           <w:tcPr>
-            <w:tcW w:w="3007" w:type="dxa"/>
+            <w:tcW w:w="3342" w:type="dxa"/>
             <w:gridSpan w:val="3"/>
-            <w:tcBorders>
-              <w:top w:val="single" w:sz="4" w:space="0" w:color="000000"/>
-              <w:left w:val="single" w:sz="4" w:space="0" w:color="auto"/>
-              <w:bottom w:val="single" w:sz="4" w:space="0" w:color="auto"/>
-              <w:right w:val="single" w:sz="4" w:space="0" w:color="000000"/>
-            </w:tcBorders>
-            <w:vAlign w:val="bottom"/>
-          </w:tcPr>
-          <w:p>
-            <w:pPr>
-              <w:snapToGrid w:val="0"/>
-              <w:spacing w:line="360" w:lineRule="auto"/>
-              <w:rPr>
-                <w:rFonts w:ascii="宋体" w:hAnsi="宋体" w:cs="宋体" w:hint="eastAsia"/>
-                <w:b/>
-                <w:bCs/>
-                <w:sz w:val="24"/>
-              </w:rPr>
-            </w:pPr>
-            <w:r>
-              <w:rPr>
-                <w:rFonts w:ascii="宋体" w:hAnsi="宋体" w:cs="宋体" w:hint="eastAsia"/>
-                <w:b/>
-                <w:bCs/>
-                <w:sz w:val="24"/>
+          </w:tcPr>
+          <w:p>
+            <w:pPr>
+              <w:spacing w:line="360" w:lineRule="auto"/>
+              <w:rPr>
+                <w:rFonts w:ascii="宋体" w:hAnsi="宋体" w:cs="宋体" w:hint="eastAsia"/>
+                <w:szCs w:val="21"/>
+              </w:rPr>
+            </w:pPr>
+            <w:r>
+              <w:rPr>
+                <w:rFonts w:ascii="宋体" w:hAnsi="宋体" w:cs="宋体" w:hint="eastAsia"/>
+                <w:szCs w:val="21"/>
               </w:rPr>
               <w:t>姓名：</w:t>
             </w:r>
@@ -201,115 +179,79 @@
       </w:tr>
       <w:tr>
         <w:trPr>
-          <w:trHeight w:val="202"/>
+          <w:trHeight w:val="362"/>
         </w:trPr>
         <w:tc>
           <w:tcPr>
-            <w:tcW w:w="1192" w:type="dxa"/>
+            <w:tcW w:w="1418" w:type="dxa"/>
             <w:gridSpan w:val="2"/>
             <w:vMerge/>
-            <w:tcBorders>
-              <w:left w:val="single" w:sz="4" w:space="0" w:color="000000"/>
-              <w:bottom w:val="single" w:sz="4" w:space="0" w:color="000000"/>
-              <w:right w:val="single" w:sz="4" w:space="0" w:color="auto"/>
-            </w:tcBorders>
-            <w:vAlign w:val="center"/>
-          </w:tcPr>
-          <w:p>
-            <w:pPr>
-              <w:snapToGrid w:val="0"/>
+          </w:tcPr>
+          <w:p>
+            <w:pPr>
               <w:spacing w:line="360" w:lineRule="auto"/>
               <w:jc w:val="center"/>
               <w:rPr>
                 <w:rFonts w:ascii="宋体" w:hAnsi="宋体" w:cs="宋体" w:hint="eastAsia"/>
                 <w:b/>
-                <w:bCs/>
-                <w:sz w:val="24"/>
-              </w:rPr>
-            </w:pPr>
-          </w:p>
-        </w:tc>
-        <w:tc>
-          <w:tcPr>
-            <w:tcW w:w="3305" w:type="dxa"/>
-            <w:gridSpan w:val="4"/>
+                <w:szCs w:val="21"/>
+              </w:rPr>
+            </w:pPr>
+          </w:p>
+        </w:tc>
+        <w:tc>
+          <w:tcPr>
+            <w:tcW w:w="3160" w:type="dxa"/>
+            <w:gridSpan w:val="3"/>
             <w:vMerge/>
-            <w:tcBorders>
-              <w:left w:val="single" w:sz="4" w:space="0" w:color="auto"/>
-              <w:bottom w:val="single" w:sz="4" w:space="0" w:color="000000"/>
-              <w:right w:val="single" w:sz="4" w:space="0" w:color="auto"/>
-            </w:tcBorders>
-            <w:vAlign w:val="center"/>
-          </w:tcPr>
-          <w:p>
-            <w:pPr>
-              <w:snapToGrid w:val="0"/>
+          </w:tcPr>
+          <w:p>
+            <w:pPr>
               <w:spacing w:line="360" w:lineRule="auto"/>
               <w:jc w:val="center"/>
               <w:rPr>
                 <w:rFonts w:ascii="宋体" w:hAnsi="宋体" w:cs="宋体" w:hint="eastAsia"/>
                 <w:b/>
-                <w:bCs/>
-                <w:sz w:val="24"/>
-              </w:rPr>
-            </w:pPr>
-          </w:p>
-        </w:tc>
-        <w:tc>
-          <w:tcPr>
-            <w:tcW w:w="2135" w:type="dxa"/>
+                <w:szCs w:val="21"/>
+              </w:rPr>
+            </w:pPr>
+          </w:p>
+        </w:tc>
+        <w:tc>
+          <w:tcPr>
+            <w:tcW w:w="1719" w:type="dxa"/>
             <w:gridSpan w:val="2"/>
             <w:vMerge/>
-            <w:tcBorders>
-              <w:left w:val="single" w:sz="4" w:space="0" w:color="auto"/>
-              <w:bottom w:val="single" w:sz="4" w:space="0" w:color="000000"/>
-              <w:right w:val="single" w:sz="4" w:space="0" w:color="auto"/>
-            </w:tcBorders>
-            <w:vAlign w:val="center"/>
-          </w:tcPr>
-          <w:p>
-            <w:pPr>
-              <w:snapToGrid w:val="0"/>
+          </w:tcPr>
+          <w:p>
+            <w:pPr>
               <w:spacing w:line="360" w:lineRule="auto"/>
               <w:jc w:val="center"/>
               <w:rPr>
                 <w:rFonts w:ascii="宋体" w:hAnsi="宋体" w:cs="宋体" w:hint="eastAsia"/>
                 <w:b/>
-                <w:bCs/>
-                <w:sz w:val="24"/>
-              </w:rPr>
-            </w:pPr>
-          </w:p>
-        </w:tc>
-        <w:tc>
-          <w:tcPr>
-            <w:tcW w:w="3007" w:type="dxa"/>
+                <w:szCs w:val="21"/>
+              </w:rPr>
+            </w:pPr>
+          </w:p>
+        </w:tc>
+        <w:tc>
+          <w:tcPr>
+            <w:tcW w:w="3342" w:type="dxa"/>
             <w:gridSpan w:val="3"/>
-            <w:tcBorders>
-              <w:top w:val="single" w:sz="4" w:space="0" w:color="auto"/>
-              <w:left w:val="single" w:sz="4" w:space="0" w:color="auto"/>
-              <w:bottom w:val="single" w:sz="4" w:space="0" w:color="000000"/>
-              <w:right w:val="single" w:sz="4" w:space="0" w:color="000000"/>
-            </w:tcBorders>
-            <w:vAlign w:val="bottom"/>
-          </w:tcPr>
-          <w:p>
-            <w:pPr>
-              <w:snapToGrid w:val="0"/>
-              <w:spacing w:line="360" w:lineRule="auto"/>
-              <w:rPr>
-                <w:rFonts w:ascii="宋体" w:hAnsi="宋体" w:cs="宋体" w:hint="eastAsia"/>
-                <w:b/>
-                <w:bCs/>
-                <w:sz w:val="24"/>
-              </w:rPr>
-            </w:pPr>
-            <w:r>
-              <w:rPr>
-                <w:rFonts w:ascii="宋体" w:hAnsi="宋体" w:cs="宋体" w:hint="eastAsia"/>
-                <w:b/>
-                <w:bCs/>
-                <w:sz w:val="24"/>
+          </w:tcPr>
+          <w:p>
+            <w:pPr>
+              <w:spacing w:line="360" w:lineRule="auto"/>
+              <w:rPr>
+                <w:rFonts w:ascii="宋体" w:hAnsi="宋体" w:cs="宋体" w:hint="eastAsia"/>
+                <w:szCs w:val="21"/>
+              </w:rPr>
+            </w:pPr>
+            <w:r>
+              <w:rPr>
+                <w:rFonts w:ascii="宋体" w:hAnsi="宋体" w:cs="宋体" w:hint="eastAsia"/>
+                <w:szCs w:val="21"/>
               </w:rPr>
               <w:t>电话：</w:t>
             </w:r>
@@ -318,73 +260,53 @@
       </w:tr>
       <w:tr>
         <w:trPr>
-          <w:trHeight w:val="611"/>
+          <w:trHeight w:val="392"/>
         </w:trPr>
         <w:tc>
           <w:tcPr>
-            <w:tcW w:w="1192" w:type="dxa"/>
+            <w:tcW w:w="1418" w:type="dxa"/>
             <w:gridSpan w:val="2"/>
-            <w:tcBorders>
-              <w:top w:val="single" w:sz="4" w:space="0" w:color="000000"/>
-              <w:left w:val="single" w:sz="4" w:space="0" w:color="000000"/>
-              <w:bottom w:val="single" w:sz="4" w:space="0" w:color="000000"/>
-              <w:right w:val="single" w:sz="4" w:space="0" w:color="auto"/>
-            </w:tcBorders>
-            <w:vAlign w:val="bottom"/>
-          </w:tcPr>
-          <w:p>
-            <w:pPr>
-              <w:snapToGrid w:val="0"/>
+          </w:tcPr>
+          <w:p>
+            <w:pPr>
               <w:spacing w:line="360" w:lineRule="auto"/>
               <w:jc w:val="center"/>
               <w:rPr>
                 <w:rFonts w:ascii="宋体" w:hAnsi="宋体" w:cs="宋体" w:hint="eastAsia"/>
                 <w:b/>
-                <w:bCs/>
-                <w:sz w:val="24"/>
+                <w:szCs w:val="21"/>
               </w:rPr>
             </w:pPr>
             <w:r>
               <w:rPr>
                 <w:rFonts w:ascii="宋体" w:hAnsi="宋体" w:cs="宋体" w:hint="eastAsia"/>
                 <w:b/>
-                <w:bCs/>
-                <w:sz w:val="24"/>
-              </w:rPr>
-              <w:t>收货地址</w:t>
-            </w:r>
-          </w:p>
-        </w:tc>
-        <w:tc>
-          <w:tcPr>
-            <w:tcW w:w="3305" w:type="dxa"/>
-            <w:gridSpan w:val="4"/>
-            <w:tcBorders>
-              <w:top w:val="single" w:sz="4" w:space="0" w:color="000000"/>
-              <w:left w:val="single" w:sz="4" w:space="0" w:color="auto"/>
-              <w:bottom w:val="single" w:sz="4" w:space="0" w:color="000000"/>
-              <w:right w:val="single" w:sz="4" w:space="0" w:color="auto"/>
-            </w:tcBorders>
-            <w:vAlign w:val="bottom"/>
-          </w:tcPr>
-          <w:p>
-            <w:pPr>
-              <w:snapToGrid w:val="0"/>
-              <w:spacing w:line="360" w:lineRule="auto"/>
-              <w:jc w:val="center"/>
-              <w:rPr>
-                <w:rFonts w:ascii="宋体" w:hAnsi="宋体" w:cs="宋体" w:hint="eastAsia"/>
+                <w:szCs w:val="21"/>
+              </w:rPr>
+              <w:t>验收地点</w:t>
+            </w:r>
+          </w:p>
+        </w:tc>
+        <w:tc>
+          <w:tcPr>
+            <w:tcW w:w="3160" w:type="dxa"/>
+            <w:gridSpan w:val="3"/>
+          </w:tcPr>
+          <w:p>
+            <w:pPr>
+              <w:spacing w:line="360" w:lineRule="auto"/>
+              <w:jc w:val="center"/>
+              <w:rPr>
+                <w:rFonts w:ascii="宋体" w:hAnsi="宋体" w:cs="宋体"/>
                 <w:b/>
-                <w:bCs/>
-                <w:sz w:val="24"/>
+                <w:szCs w:val="21"/>
               </w:rPr>
             </w:pPr>
             <w:r>
               <w:rPr>
                 <w:rFonts w:ascii="宋体" w:hAnsi="宋体" w:cs="宋体" w:hint="eastAsia"/>
                 <w:b/>
-                <w:bCs/>
-                <w:sz w:val="24"/>
+                <w:szCs w:val="21"/>
               </w:rPr>
               <w:t>城南污水处理厂</w:t>
             </w:r>
@@ -392,34 +314,25 @@
         </w:tc>
         <w:tc>
           <w:tcPr>
-            <w:tcW w:w="2135" w:type="dxa"/>
+            <w:tcW w:w="1719" w:type="dxa"/>
             <w:gridSpan w:val="2"/>
-            <w:tcBorders>
-              <w:top w:val="single" w:sz="4" w:space="0" w:color="000000"/>
-              <w:left w:val="single" w:sz="4" w:space="0" w:color="auto"/>
-              <w:bottom w:val="single" w:sz="4" w:space="0" w:color="000000"/>
-              <w:right w:val="single" w:sz="4" w:space="0" w:color="auto"/>
-            </w:tcBorders>
-            <w:vAlign w:val="bottom"/>
-          </w:tcPr>
-          <w:p>
-            <w:pPr>
-              <w:snapToGrid w:val="0"/>
+            <w:vAlign w:val="center"/>
+          </w:tcPr>
+          <w:p>
+            <w:pPr>
               <w:spacing w:line="360" w:lineRule="auto"/>
               <w:jc w:val="center"/>
               <w:rPr>
                 <w:rFonts w:ascii="宋体" w:hAnsi="宋体" w:cs="宋体" w:hint="eastAsia"/>
                 <w:b/>
-                <w:bCs/>
-                <w:sz w:val="24"/>
+                <w:szCs w:val="21"/>
               </w:rPr>
             </w:pPr>
             <w:r>
               <w:rPr>
                 <w:rFonts w:ascii="宋体" w:hAnsi="宋体" w:cs="宋体" w:hint="eastAsia"/>
                 <w:b/>
-                <w:bCs/>
-                <w:sz w:val="24"/>
+                <w:szCs w:val="21"/>
               </w:rPr>
               <w:t>验收日期</w:t>
             </w:r>
@@ -427,25 +340,16 @@
         </w:tc>
         <w:tc>
           <w:tcPr>
-            <w:tcW w:w="3007" w:type="dxa"/>
+            <w:tcW w:w="3342" w:type="dxa"/>
             <w:gridSpan w:val="3"/>
-            <w:tcBorders>
-              <w:top w:val="single" w:sz="4" w:space="0" w:color="000000"/>
-              <w:left w:val="single" w:sz="4" w:space="0" w:color="auto"/>
-              <w:bottom w:val="single" w:sz="4" w:space="0" w:color="000000"/>
-              <w:right w:val="single" w:sz="4" w:space="0" w:color="000000"/>
-            </w:tcBorders>
-            <w:vAlign w:val="bottom"/>
-          </w:tcPr>
-          <w:p>
-            <w:pPr>
-              <w:snapToGrid w:val="0"/>
-              <w:spacing w:line="360" w:lineRule="auto"/>
-              <w:rPr>
-                <w:rFonts w:ascii="宋体" w:hAnsi="宋体" w:cs="宋体" w:hint="eastAsia"/>
-                <w:b/>
-                <w:bCs/>
-                <w:sz w:val="24"/>
+          </w:tcPr>
+          <w:p>
+            <w:pPr>
+              <w:spacing w:line="360" w:lineRule="auto"/>
+              <w:jc w:val="left"/>
+              <w:rPr>
+                <w:rFonts w:ascii="宋体" w:hAnsi="宋体" w:cs="宋体"/>
+                <w:szCs w:val="21"/>
               </w:rPr>
             </w:pPr>
           </w:p>
@@ -458,18 +362,11 @@
         <w:tc>
           <w:tcPr>
             <w:tcW w:w="9639" w:type="dxa"/>
-            <w:gridSpan w:val="11"/>
-            <w:tcBorders>
-              <w:top w:val="single" w:sz="4" w:space="0" w:color="000000"/>
-              <w:left w:val="single" w:sz="4" w:space="0" w:color="000000"/>
-              <w:bottom w:val="single" w:sz="4" w:space="0" w:color="000000"/>
-              <w:right w:val="single" w:sz="4" w:space="0" w:color="000000"/>
-            </w:tcBorders>
-            <w:vAlign w:val="center"/>
-          </w:tcPr>
-          <w:p>
-            <w:pPr>
-              <w:snapToGrid w:val="0"/>
+            <w:gridSpan w:val="10"/>
+            <w:vAlign w:val="center"/>
+          </w:tcPr>
+          <w:p>
+            <w:pPr>
               <w:spacing w:line="360" w:lineRule="auto"/>
               <w:rPr>
                 <w:rFonts w:ascii="宋体" w:hAnsi="宋体" w:cs="宋体" w:hint="eastAsia"/>
@@ -483,12 +380,6 @@
         <w:tc>
           <w:tcPr>
             <w:tcW w:w="709" w:type="dxa"/>
-            <w:tcBorders>
-              <w:top w:val="single" w:sz="4" w:space="0" w:color="000000"/>
-              <w:left w:val="single" w:sz="4" w:space="0" w:color="000000"/>
-              <w:bottom w:val="single" w:sz="4" w:space="0" w:color="000000"/>
-              <w:right w:val="single" w:sz="4" w:space="0" w:color="000000"/>
-            </w:tcBorders>
             <w:vAlign w:val="center"/>
           </w:tcPr>
           <w:p>
@@ -513,14 +404,8 @@
         </w:tc>
         <w:tc>
           <w:tcPr>
-            <w:tcW w:w="2389" w:type="dxa"/>
-            <w:gridSpan w:val="3"/>
-            <w:tcBorders>
-              <w:top w:val="single" w:sz="4" w:space="0" w:color="000000"/>
-              <w:left w:val="single" w:sz="4" w:space="0" w:color="000000"/>
-              <w:bottom w:val="single" w:sz="4" w:space="0" w:color="000000"/>
-              <w:right w:val="single" w:sz="4" w:space="0" w:color="000000"/>
-            </w:tcBorders>
+            <w:tcW w:w="1701" w:type="dxa"/>
+            <w:gridSpan w:val="2"/>
             <w:vAlign w:val="center"/>
           </w:tcPr>
           <w:p>
@@ -545,14 +430,8 @@
         </w:tc>
         <w:tc>
           <w:tcPr>
-            <w:tcW w:w="4273" w:type="dxa"/>
+            <w:tcW w:w="4961" w:type="dxa"/>
             <w:gridSpan w:val="5"/>
-            <w:tcBorders>
-              <w:top w:val="single" w:sz="4" w:space="0" w:color="000000"/>
-              <w:left w:val="single" w:sz="4" w:space="0" w:color="000000"/>
-              <w:bottom w:val="single" w:sz="4" w:space="0" w:color="000000"/>
-              <w:right w:val="single" w:sz="4" w:space="0" w:color="000000"/>
-            </w:tcBorders>
             <w:vAlign w:val="center"/>
           </w:tcPr>
           <w:p>
@@ -578,12 +457,6 @@
         <w:tc>
           <w:tcPr>
             <w:tcW w:w="993" w:type="dxa"/>
-            <w:tcBorders>
-              <w:top w:val="single" w:sz="4" w:space="0" w:color="000000"/>
-              <w:left w:val="single" w:sz="4" w:space="0" w:color="000000"/>
-              <w:bottom w:val="single" w:sz="4" w:space="0" w:color="000000"/>
-              <w:right w:val="single" w:sz="4" w:space="0" w:color="000000"/>
-            </w:tcBorders>
             <w:vAlign w:val="center"/>
           </w:tcPr>
           <w:p>
@@ -609,12 +482,6 @@
         <w:tc>
           <w:tcPr>
             <w:tcW w:w="1275" w:type="dxa"/>
-            <w:tcBorders>
-              <w:top w:val="single" w:sz="4" w:space="0" w:color="000000"/>
-              <w:left w:val="single" w:sz="4" w:space="0" w:color="000000"/>
-              <w:bottom w:val="single" w:sz="4" w:space="0" w:color="000000"/>
-              <w:right w:val="single" w:sz="4" w:space="0" w:color="000000"/>
-            </w:tcBorders>
             <w:vAlign w:val="center"/>
           </w:tcPr>
           <w:p>
@@ -645,12 +512,6 @@
         <w:tc>
           <w:tcPr>
             <w:tcW w:w="709" w:type="dxa"/>
-            <w:tcBorders>
-              <w:top w:val="single" w:sz="4" w:space="0" w:color="000000"/>
-              <w:left w:val="single" w:sz="4" w:space="0" w:color="000000"/>
-              <w:bottom w:val="single" w:sz="4" w:space="0" w:color="000000"/>
-              <w:right w:val="single" w:sz="4" w:space="0" w:color="000000"/>
-            </w:tcBorders>
             <w:vAlign w:val="center"/>
           </w:tcPr>
           <w:p>
@@ -673,25 +534,18 @@
         </w:tc>
         <w:tc>
           <w:tcPr>
-            <w:tcW w:w="2389" w:type="dxa"/>
-            <w:gridSpan w:val="3"/>
-            <w:tcBorders>
-              <w:top w:val="single" w:sz="4" w:space="0" w:color="000000"/>
-              <w:left w:val="single" w:sz="4" w:space="0" w:color="000000"/>
-              <w:bottom w:val="single" w:sz="4" w:space="0" w:color="000000"/>
-              <w:right w:val="single" w:sz="4" w:space="0" w:color="000000"/>
-            </w:tcBorders>
+            <w:tcW w:w="1701" w:type="dxa"/>
+            <w:gridSpan w:val="2"/>
             <w:shd w:val="clear" w:color="auto" w:fill="FFFFFF"/>
             <w:vAlign w:val="center"/>
           </w:tcPr>
           <w:p>
             <w:pPr>
               <w:widowControl/>
-              <w:snapToGrid w:val="0"/>
               <w:jc w:val="center"/>
               <w:textAlignment w:val="center"/>
               <w:rPr>
-                <w:rFonts w:ascii="宋体" w:hAnsi="宋体" w:cs="宋体" w:hint="eastAsia"/>
+                <w:rFonts w:ascii="宋体" w:hAnsi="宋体" w:cs="宋体"/>
                 <w:color w:val="000000"/>
                 <w:sz w:val="18"/>
                 <w:szCs w:val="18"/>
@@ -701,23 +555,16 @@
         </w:tc>
         <w:tc>
           <w:tcPr>
-            <w:tcW w:w="4273" w:type="dxa"/>
+            <w:tcW w:w="4961" w:type="dxa"/>
             <w:gridSpan w:val="5"/>
-            <w:tcBorders>
-              <w:top w:val="single" w:sz="4" w:space="0" w:color="000000"/>
-              <w:left w:val="single" w:sz="4" w:space="0" w:color="000000"/>
-              <w:bottom w:val="single" w:sz="4" w:space="0" w:color="000000"/>
-              <w:right w:val="single" w:sz="4" w:space="0" w:color="000000"/>
-            </w:tcBorders>
             <w:shd w:val="clear" w:color="auto" w:fill="FFFFFF"/>
             <w:vAlign w:val="center"/>
           </w:tcPr>
           <w:p>
             <w:pPr>
-              <w:snapToGrid w:val="0"/>
-              <w:jc w:val="center"/>
-              <w:rPr>
-                <w:rFonts w:ascii="宋体" w:hAnsi="宋体" w:cs="宋体" w:hint="eastAsia"/>
+              <w:jc w:val="center"/>
+              <w:rPr>
+                <w:rFonts w:ascii="宋体" w:hAnsi="宋体" w:cs="宋体"/>
                 <w:color w:val="000000"/>
                 <w:sz w:val="18"/>
                 <w:szCs w:val="18"/>
@@ -728,23 +575,16 @@
         <w:tc>
           <w:tcPr>
             <w:tcW w:w="993" w:type="dxa"/>
-            <w:tcBorders>
-              <w:top w:val="single" w:sz="4" w:space="0" w:color="000000"/>
-              <w:left w:val="single" w:sz="4" w:space="0" w:color="000000"/>
-              <w:bottom w:val="single" w:sz="4" w:space="0" w:color="000000"/>
-              <w:right w:val="single" w:sz="4" w:space="0" w:color="000000"/>
-            </w:tcBorders>
             <w:shd w:val="clear" w:color="auto" w:fill="FFFFFF"/>
             <w:vAlign w:val="center"/>
           </w:tcPr>
           <w:p>
             <w:pPr>
               <w:widowControl/>
-              <w:snapToGrid w:val="0"/>
               <w:jc w:val="center"/>
               <w:textAlignment w:val="center"/>
               <w:rPr>
-                <w:rFonts w:ascii="宋体" w:hAnsi="宋体" w:cs="宋体" w:hint="eastAsia"/>
+                <w:rFonts w:ascii="宋体" w:hAnsi="宋体" w:cs="宋体"/>
                 <w:color w:val="000000"/>
                 <w:sz w:val="18"/>
                 <w:szCs w:val="18"/>
@@ -755,23 +595,16 @@
         <w:tc>
           <w:tcPr>
             <w:tcW w:w="1275" w:type="dxa"/>
-            <w:tcBorders>
-              <w:top w:val="single" w:sz="4" w:space="0" w:color="000000"/>
-              <w:left w:val="single" w:sz="4" w:space="0" w:color="000000"/>
-              <w:bottom w:val="single" w:sz="4" w:space="0" w:color="000000"/>
-              <w:right w:val="single" w:sz="4" w:space="0" w:color="000000"/>
-            </w:tcBorders>
             <w:shd w:val="clear" w:color="auto" w:fill="FFFFFF"/>
             <w:vAlign w:val="center"/>
           </w:tcPr>
           <w:p>
             <w:pPr>
               <w:widowControl/>
-              <w:snapToGrid w:val="0"/>
               <w:jc w:val="center"/>
               <w:textAlignment w:val="center"/>
               <w:rPr>
-                <w:rFonts w:ascii="宋体" w:hAnsi="宋体" w:cs="宋体" w:hint="eastAsia"/>
+                <w:rFonts w:ascii="宋体" w:hAnsi="宋体" w:cs="宋体"/>
                 <w:color w:val="000000"/>
                 <w:sz w:val="18"/>
                 <w:szCs w:val="18"/>
@@ -787,12 +620,6 @@
         <w:tc>
           <w:tcPr>
             <w:tcW w:w="709" w:type="dxa"/>
-            <w:tcBorders>
-              <w:top w:val="single" w:sz="4" w:space="0" w:color="000000"/>
-              <w:left w:val="single" w:sz="4" w:space="0" w:color="000000"/>
-              <w:bottom w:val="single" w:sz="4" w:space="0" w:color="000000"/>
-              <w:right w:val="single" w:sz="4" w:space="0" w:color="000000"/>
-            </w:tcBorders>
             <w:vAlign w:val="center"/>
           </w:tcPr>
           <w:p>
@@ -815,25 +642,18 @@
         </w:tc>
         <w:tc>
           <w:tcPr>
-            <w:tcW w:w="2389" w:type="dxa"/>
-            <w:gridSpan w:val="3"/>
-            <w:tcBorders>
-              <w:top w:val="single" w:sz="4" w:space="0" w:color="000000"/>
-              <w:left w:val="single" w:sz="4" w:space="0" w:color="000000"/>
-              <w:bottom w:val="single" w:sz="4" w:space="0" w:color="000000"/>
-              <w:right w:val="single" w:sz="4" w:space="0" w:color="000000"/>
-            </w:tcBorders>
+            <w:tcW w:w="1701" w:type="dxa"/>
+            <w:gridSpan w:val="2"/>
             <w:shd w:val="clear" w:color="auto" w:fill="FFFFFF"/>
             <w:vAlign w:val="center"/>
           </w:tcPr>
           <w:p>
             <w:pPr>
               <w:widowControl/>
-              <w:snapToGrid w:val="0"/>
               <w:jc w:val="center"/>
               <w:textAlignment w:val="center"/>
               <w:rPr>
-                <w:rFonts w:ascii="宋体" w:hAnsi="宋体" w:cs="宋体" w:hint="eastAsia"/>
+                <w:rFonts w:ascii="宋体" w:hAnsi="宋体" w:cs="宋体"/>
                 <w:color w:val="000000"/>
                 <w:sz w:val="18"/>
                 <w:szCs w:val="18"/>
@@ -843,25 +663,18 @@
         </w:tc>
         <w:tc>
           <w:tcPr>
-            <w:tcW w:w="4273" w:type="dxa"/>
+            <w:tcW w:w="4961" w:type="dxa"/>
             <w:gridSpan w:val="5"/>
-            <w:tcBorders>
-              <w:top w:val="single" w:sz="4" w:space="0" w:color="000000"/>
-              <w:left w:val="single" w:sz="4" w:space="0" w:color="000000"/>
-              <w:bottom w:val="single" w:sz="4" w:space="0" w:color="000000"/>
-              <w:right w:val="single" w:sz="4" w:space="0" w:color="000000"/>
-            </w:tcBorders>
             <w:shd w:val="clear" w:color="auto" w:fill="FFFFFF"/>
             <w:vAlign w:val="center"/>
           </w:tcPr>
           <w:p>
             <w:pPr>
               <w:widowControl/>
-              <w:snapToGrid w:val="0"/>
               <w:jc w:val="center"/>
               <w:textAlignment w:val="center"/>
               <w:rPr>
-                <w:rFonts w:ascii="宋体" w:hAnsi="宋体" w:cs="宋体" w:hint="eastAsia"/>
+                <w:rFonts w:ascii="宋体" w:hAnsi="宋体" w:cs="宋体"/>
                 <w:color w:val="000000"/>
                 <w:sz w:val="18"/>
                 <w:szCs w:val="18"/>
@@ -872,23 +685,16 @@
         <w:tc>
           <w:tcPr>
             <w:tcW w:w="993" w:type="dxa"/>
-            <w:tcBorders>
-              <w:top w:val="single" w:sz="4" w:space="0" w:color="000000"/>
-              <w:left w:val="single" w:sz="4" w:space="0" w:color="000000"/>
-              <w:bottom w:val="single" w:sz="4" w:space="0" w:color="000000"/>
-              <w:right w:val="single" w:sz="4" w:space="0" w:color="000000"/>
-            </w:tcBorders>
             <w:shd w:val="clear" w:color="auto" w:fill="FFFFFF"/>
             <w:vAlign w:val="center"/>
           </w:tcPr>
           <w:p>
             <w:pPr>
               <w:widowControl/>
-              <w:snapToGrid w:val="0"/>
               <w:jc w:val="center"/>
               <w:textAlignment w:val="center"/>
               <w:rPr>
-                <w:rFonts w:ascii="宋体" w:hAnsi="宋体" w:cs="宋体" w:hint="eastAsia"/>
+                <w:rFonts w:ascii="宋体" w:hAnsi="宋体" w:cs="宋体"/>
                 <w:color w:val="000000"/>
                 <w:sz w:val="18"/>
                 <w:szCs w:val="18"/>
@@ -899,23 +705,16 @@
         <w:tc>
           <w:tcPr>
             <w:tcW w:w="1275" w:type="dxa"/>
-            <w:tcBorders>
-              <w:top w:val="single" w:sz="4" w:space="0" w:color="000000"/>
-              <w:left w:val="single" w:sz="4" w:space="0" w:color="000000"/>
-              <w:bottom w:val="single" w:sz="4" w:space="0" w:color="000000"/>
-              <w:right w:val="single" w:sz="4" w:space="0" w:color="000000"/>
-            </w:tcBorders>
             <w:shd w:val="clear" w:color="auto" w:fill="FFFFFF"/>
             <w:vAlign w:val="center"/>
           </w:tcPr>
           <w:p>
             <w:pPr>
               <w:widowControl/>
-              <w:snapToGrid w:val="0"/>
               <w:jc w:val="center"/>
               <w:textAlignment w:val="center"/>
               <w:rPr>
-                <w:rFonts w:ascii="宋体" w:hAnsi="宋体" w:cs="宋体" w:hint="eastAsia"/>
+                <w:rFonts w:ascii="宋体" w:hAnsi="宋体" w:cs="宋体"/>
                 <w:color w:val="000000"/>
                 <w:sz w:val="18"/>
                 <w:szCs w:val="18"/>
@@ -931,12 +730,6 @@
         <w:tc>
           <w:tcPr>
             <w:tcW w:w="709" w:type="dxa"/>
-            <w:tcBorders>
-              <w:top w:val="single" w:sz="4" w:space="0" w:color="000000"/>
-              <w:left w:val="single" w:sz="4" w:space="0" w:color="000000"/>
-              <w:bottom w:val="single" w:sz="4" w:space="0" w:color="000000"/>
-              <w:right w:val="single" w:sz="4" w:space="0" w:color="000000"/>
-            </w:tcBorders>
             <w:vAlign w:val="center"/>
           </w:tcPr>
           <w:p>
@@ -959,25 +752,18 @@
         </w:tc>
         <w:tc>
           <w:tcPr>
-            <w:tcW w:w="2389" w:type="dxa"/>
-            <w:gridSpan w:val="3"/>
-            <w:tcBorders>
-              <w:top w:val="single" w:sz="4" w:space="0" w:color="000000"/>
-              <w:left w:val="single" w:sz="4" w:space="0" w:color="000000"/>
-              <w:bottom w:val="single" w:sz="4" w:space="0" w:color="000000"/>
-              <w:right w:val="single" w:sz="4" w:space="0" w:color="000000"/>
-            </w:tcBorders>
+            <w:tcW w:w="1701" w:type="dxa"/>
+            <w:gridSpan w:val="2"/>
             <w:shd w:val="clear" w:color="auto" w:fill="FFFFFF"/>
             <w:vAlign w:val="center"/>
           </w:tcPr>
           <w:p>
             <w:pPr>
               <w:widowControl/>
-              <w:snapToGrid w:val="0"/>
               <w:jc w:val="center"/>
               <w:textAlignment w:val="center"/>
               <w:rPr>
-                <w:rFonts w:ascii="宋体" w:hAnsi="宋体" w:cs="宋体" w:hint="eastAsia"/>
+                <w:rFonts w:ascii="宋体" w:hAnsi="宋体" w:cs="宋体"/>
                 <w:color w:val="000000"/>
                 <w:sz w:val="18"/>
                 <w:szCs w:val="18"/>
@@ -987,25 +773,18 @@
         </w:tc>
         <w:tc>
           <w:tcPr>
-            <w:tcW w:w="4273" w:type="dxa"/>
+            <w:tcW w:w="4961" w:type="dxa"/>
             <w:gridSpan w:val="5"/>
-            <w:tcBorders>
-              <w:top w:val="single" w:sz="4" w:space="0" w:color="000000"/>
-              <w:left w:val="single" w:sz="4" w:space="0" w:color="000000"/>
-              <w:bottom w:val="single" w:sz="4" w:space="0" w:color="000000"/>
-              <w:right w:val="single" w:sz="4" w:space="0" w:color="000000"/>
-            </w:tcBorders>
             <w:shd w:val="clear" w:color="auto" w:fill="FFFFFF"/>
             <w:vAlign w:val="center"/>
           </w:tcPr>
           <w:p>
             <w:pPr>
               <w:widowControl/>
-              <w:snapToGrid w:val="0"/>
               <w:jc w:val="center"/>
               <w:textAlignment w:val="center"/>
               <w:rPr>
-                <w:rFonts w:ascii="宋体" w:hAnsi="宋体" w:cs="宋体" w:hint="eastAsia"/>
+                <w:rFonts w:ascii="宋体" w:hAnsi="宋体" w:cs="宋体"/>
                 <w:color w:val="000000"/>
                 <w:sz w:val="18"/>
                 <w:szCs w:val="18"/>
@@ -1016,23 +795,16 @@
         <w:tc>
           <w:tcPr>
             <w:tcW w:w="993" w:type="dxa"/>
-            <w:tcBorders>
-              <w:top w:val="single" w:sz="4" w:space="0" w:color="000000"/>
-              <w:left w:val="single" w:sz="4" w:space="0" w:color="000000"/>
-              <w:bottom w:val="single" w:sz="4" w:space="0" w:color="000000"/>
-              <w:right w:val="single" w:sz="4" w:space="0" w:color="000000"/>
-            </w:tcBorders>
             <w:shd w:val="clear" w:color="auto" w:fill="FFFFFF"/>
             <w:vAlign w:val="center"/>
           </w:tcPr>
           <w:p>
             <w:pPr>
               <w:widowControl/>
-              <w:snapToGrid w:val="0"/>
               <w:jc w:val="center"/>
               <w:textAlignment w:val="center"/>
               <w:rPr>
-                <w:rFonts w:ascii="宋体" w:hAnsi="宋体" w:cs="宋体" w:hint="eastAsia"/>
+                <w:rFonts w:ascii="宋体" w:hAnsi="宋体" w:cs="宋体"/>
                 <w:color w:val="000000"/>
                 <w:sz w:val="18"/>
                 <w:szCs w:val="18"/>
@@ -1043,23 +815,16 @@
         <w:tc>
           <w:tcPr>
             <w:tcW w:w="1275" w:type="dxa"/>
-            <w:tcBorders>
-              <w:top w:val="single" w:sz="4" w:space="0" w:color="000000"/>
-              <w:left w:val="single" w:sz="4" w:space="0" w:color="000000"/>
-              <w:bottom w:val="single" w:sz="4" w:space="0" w:color="000000"/>
-              <w:right w:val="single" w:sz="4" w:space="0" w:color="000000"/>
-            </w:tcBorders>
             <w:shd w:val="clear" w:color="auto" w:fill="FFFFFF"/>
             <w:vAlign w:val="center"/>
           </w:tcPr>
           <w:p>
             <w:pPr>
               <w:widowControl/>
-              <w:snapToGrid w:val="0"/>
               <w:jc w:val="center"/>
               <w:textAlignment w:val="center"/>
               <w:rPr>
-                <w:rFonts w:ascii="宋体" w:hAnsi="宋体" w:cs="宋体" w:hint="eastAsia"/>
+                <w:rFonts w:ascii="宋体" w:hAnsi="宋体" w:cs="宋体"/>
                 <w:color w:val="000000"/>
                 <w:sz w:val="18"/>
                 <w:szCs w:val="18"/>
@@ -1075,12 +840,6 @@
         <w:tc>
           <w:tcPr>
             <w:tcW w:w="709" w:type="dxa"/>
-            <w:tcBorders>
-              <w:top w:val="single" w:sz="4" w:space="0" w:color="000000"/>
-              <w:left w:val="single" w:sz="4" w:space="0" w:color="000000"/>
-              <w:bottom w:val="single" w:sz="4" w:space="0" w:color="000000"/>
-              <w:right w:val="single" w:sz="4" w:space="0" w:color="000000"/>
-            </w:tcBorders>
             <w:vAlign w:val="center"/>
           </w:tcPr>
           <w:p>
@@ -1103,25 +862,18 @@
         </w:tc>
         <w:tc>
           <w:tcPr>
-            <w:tcW w:w="2389" w:type="dxa"/>
-            <w:gridSpan w:val="3"/>
-            <w:tcBorders>
-              <w:top w:val="single" w:sz="4" w:space="0" w:color="000000"/>
-              <w:left w:val="single" w:sz="4" w:space="0" w:color="000000"/>
-              <w:bottom w:val="single" w:sz="4" w:space="0" w:color="000000"/>
-              <w:right w:val="single" w:sz="4" w:space="0" w:color="000000"/>
-            </w:tcBorders>
+            <w:tcW w:w="1701" w:type="dxa"/>
+            <w:gridSpan w:val="2"/>
             <w:shd w:val="clear" w:color="auto" w:fill="FFFFFF"/>
             <w:vAlign w:val="center"/>
           </w:tcPr>
           <w:p>
             <w:pPr>
               <w:widowControl/>
-              <w:snapToGrid w:val="0"/>
               <w:jc w:val="center"/>
               <w:textAlignment w:val="center"/>
               <w:rPr>
-                <w:rFonts w:ascii="宋体" w:hAnsi="宋体" w:cs="宋体" w:hint="eastAsia"/>
+                <w:rFonts w:ascii="宋体" w:hAnsi="宋体" w:cs="宋体"/>
                 <w:color w:val="000000"/>
                 <w:sz w:val="18"/>
                 <w:szCs w:val="18"/>
@@ -1131,20 +883,13 @@
         </w:tc>
         <w:tc>
           <w:tcPr>
-            <w:tcW w:w="4273" w:type="dxa"/>
+            <w:tcW w:w="4961" w:type="dxa"/>
             <w:gridSpan w:val="5"/>
-            <w:tcBorders>
-              <w:top w:val="single" w:sz="4" w:space="0" w:color="000000"/>
-              <w:left w:val="single" w:sz="4" w:space="0" w:color="000000"/>
-              <w:bottom w:val="single" w:sz="4" w:space="0" w:color="000000"/>
-              <w:right w:val="single" w:sz="4" w:space="0" w:color="000000"/>
-            </w:tcBorders>
             <w:shd w:val="clear" w:color="auto" w:fill="FFFFFF"/>
             <w:vAlign w:val="center"/>
           </w:tcPr>
           <w:p>
             <w:pPr>
-              <w:snapToGrid w:val="0"/>
               <w:jc w:val="center"/>
               <w:rPr>
                 <w:rFonts w:ascii="宋体" w:hAnsi="宋体" w:cs="宋体" w:hint="eastAsia"/>
@@ -1158,19 +903,12 @@
         <w:tc>
           <w:tcPr>
             <w:tcW w:w="993" w:type="dxa"/>
-            <w:tcBorders>
-              <w:top w:val="single" w:sz="4" w:space="0" w:color="000000"/>
-              <w:left w:val="single" w:sz="4" w:space="0" w:color="000000"/>
-              <w:bottom w:val="single" w:sz="4" w:space="0" w:color="000000"/>
-              <w:right w:val="single" w:sz="4" w:space="0" w:color="000000"/>
-            </w:tcBorders>
             <w:shd w:val="clear" w:color="auto" w:fill="FFFFFF"/>
             <w:vAlign w:val="center"/>
           </w:tcPr>
           <w:p>
             <w:pPr>
               <w:widowControl/>
-              <w:snapToGrid w:val="0"/>
               <w:jc w:val="center"/>
               <w:textAlignment w:val="center"/>
               <w:rPr>
@@ -1185,19 +923,12 @@
         <w:tc>
           <w:tcPr>
             <w:tcW w:w="1275" w:type="dxa"/>
-            <w:tcBorders>
-              <w:top w:val="single" w:sz="4" w:space="0" w:color="000000"/>
-              <w:left w:val="single" w:sz="4" w:space="0" w:color="000000"/>
-              <w:bottom w:val="single" w:sz="4" w:space="0" w:color="000000"/>
-              <w:right w:val="single" w:sz="4" w:space="0" w:color="000000"/>
-            </w:tcBorders>
             <w:shd w:val="clear" w:color="auto" w:fill="FFFFFF"/>
             <w:vAlign w:val="center"/>
           </w:tcPr>
           <w:p>
             <w:pPr>
               <w:widowControl/>
-              <w:snapToGrid w:val="0"/>
               <w:jc w:val="center"/>
               <w:textAlignment w:val="center"/>
               <w:rPr>
@@ -1217,12 +948,6 @@
         <w:tc>
           <w:tcPr>
             <w:tcW w:w="709" w:type="dxa"/>
-            <w:tcBorders>
-              <w:top w:val="single" w:sz="4" w:space="0" w:color="000000"/>
-              <w:left w:val="single" w:sz="4" w:space="0" w:color="000000"/>
-              <w:bottom w:val="single" w:sz="4" w:space="0" w:color="000000"/>
-              <w:right w:val="single" w:sz="4" w:space="0" w:color="000000"/>
-            </w:tcBorders>
             <w:vAlign w:val="center"/>
           </w:tcPr>
           <w:p>
@@ -1245,21 +970,14 @@
         </w:tc>
         <w:tc>
           <w:tcPr>
-            <w:tcW w:w="2389" w:type="dxa"/>
-            <w:gridSpan w:val="3"/>
-            <w:tcBorders>
-              <w:top w:val="single" w:sz="4" w:space="0" w:color="000000"/>
-              <w:left w:val="single" w:sz="4" w:space="0" w:color="000000"/>
-              <w:bottom w:val="single" w:sz="4" w:space="0" w:color="000000"/>
-              <w:right w:val="single" w:sz="4" w:space="0" w:color="000000"/>
-            </w:tcBorders>
+            <w:tcW w:w="1701" w:type="dxa"/>
+            <w:gridSpan w:val="2"/>
             <w:shd w:val="clear" w:color="auto" w:fill="FFFFFF"/>
             <w:vAlign w:val="center"/>
           </w:tcPr>
           <w:p>
             <w:pPr>
               <w:widowControl/>
-              <w:snapToGrid w:val="0"/>
               <w:jc w:val="center"/>
               <w:textAlignment w:val="center"/>
               <w:rPr>
@@ -1273,21 +991,14 @@
         </w:tc>
         <w:tc>
           <w:tcPr>
-            <w:tcW w:w="4273" w:type="dxa"/>
+            <w:tcW w:w="4961" w:type="dxa"/>
             <w:gridSpan w:val="5"/>
-            <w:tcBorders>
-              <w:top w:val="single" w:sz="4" w:space="0" w:color="000000"/>
-              <w:left w:val="single" w:sz="4" w:space="0" w:color="000000"/>
-              <w:bottom w:val="single" w:sz="4" w:space="0" w:color="000000"/>
-              <w:right w:val="single" w:sz="4" w:space="0" w:color="000000"/>
-            </w:tcBorders>
             <w:shd w:val="clear" w:color="auto" w:fill="FFFFFF"/>
             <w:vAlign w:val="center"/>
           </w:tcPr>
           <w:p>
             <w:pPr>
               <w:widowControl/>
-              <w:snapToGrid w:val="0"/>
               <w:jc w:val="center"/>
               <w:textAlignment w:val="center"/>
               <w:rPr>
@@ -1302,19 +1013,12 @@
         <w:tc>
           <w:tcPr>
             <w:tcW w:w="993" w:type="dxa"/>
-            <w:tcBorders>
-              <w:top w:val="single" w:sz="4" w:space="0" w:color="000000"/>
-              <w:left w:val="single" w:sz="4" w:space="0" w:color="000000"/>
-              <w:bottom w:val="single" w:sz="4" w:space="0" w:color="000000"/>
-              <w:right w:val="single" w:sz="4" w:space="0" w:color="000000"/>
-            </w:tcBorders>
             <w:shd w:val="clear" w:color="auto" w:fill="FFFFFF"/>
             <w:vAlign w:val="center"/>
           </w:tcPr>
           <w:p>
             <w:pPr>
               <w:widowControl/>
-              <w:snapToGrid w:val="0"/>
               <w:jc w:val="center"/>
               <w:textAlignment w:val="center"/>
               <w:rPr>
@@ -1329,19 +1033,12 @@
         <w:tc>
           <w:tcPr>
             <w:tcW w:w="1275" w:type="dxa"/>
-            <w:tcBorders>
-              <w:top w:val="single" w:sz="4" w:space="0" w:color="000000"/>
-              <w:left w:val="single" w:sz="4" w:space="0" w:color="000000"/>
-              <w:bottom w:val="single" w:sz="4" w:space="0" w:color="000000"/>
-              <w:right w:val="single" w:sz="4" w:space="0" w:color="000000"/>
-            </w:tcBorders>
             <w:shd w:val="clear" w:color="auto" w:fill="FFFFFF"/>
             <w:vAlign w:val="center"/>
           </w:tcPr>
           <w:p>
             <w:pPr>
               <w:widowControl/>
-              <w:snapToGrid w:val="0"/>
               <w:jc w:val="center"/>
               <w:textAlignment w:val="center"/>
               <w:rPr>
@@ -1361,12 +1058,6 @@
         <w:tc>
           <w:tcPr>
             <w:tcW w:w="709" w:type="dxa"/>
-            <w:tcBorders>
-              <w:top w:val="single" w:sz="4" w:space="0" w:color="000000"/>
-              <w:left w:val="single" w:sz="4" w:space="0" w:color="000000"/>
-              <w:bottom w:val="single" w:sz="4" w:space="0" w:color="000000"/>
-              <w:right w:val="single" w:sz="4" w:space="0" w:color="000000"/>
-            </w:tcBorders>
             <w:vAlign w:val="center"/>
           </w:tcPr>
           <w:p>
@@ -1389,25 +1080,18 @@
         </w:tc>
         <w:tc>
           <w:tcPr>
-            <w:tcW w:w="2389" w:type="dxa"/>
-            <w:gridSpan w:val="3"/>
-            <w:tcBorders>
-              <w:top w:val="single" w:sz="4" w:space="0" w:color="000000"/>
-              <w:left w:val="single" w:sz="4" w:space="0" w:color="000000"/>
-              <w:bottom w:val="single" w:sz="4" w:space="0" w:color="000000"/>
-              <w:right w:val="single" w:sz="4" w:space="0" w:color="000000"/>
-            </w:tcBorders>
+            <w:tcW w:w="1701" w:type="dxa"/>
+            <w:gridSpan w:val="2"/>
             <w:shd w:val="clear" w:color="auto" w:fill="FFFFFF"/>
             <w:vAlign w:val="center"/>
           </w:tcPr>
           <w:p>
             <w:pPr>
               <w:widowControl/>
-              <w:snapToGrid w:val="0"/>
               <w:jc w:val="center"/>
               <w:textAlignment w:val="center"/>
               <w:rPr>
-                <w:rFonts w:ascii="宋体" w:hAnsi="宋体" w:cs="宋体" w:hint="eastAsia"/>
+                <w:rFonts w:ascii="宋体" w:hAnsi="宋体" w:cs="宋体"/>
                 <w:color w:val="000000"/>
                 <w:sz w:val="18"/>
                 <w:szCs w:val="18"/>
@@ -1417,21 +1101,14 @@
         </w:tc>
         <w:tc>
           <w:tcPr>
-            <w:tcW w:w="4273" w:type="dxa"/>
+            <w:tcW w:w="4961" w:type="dxa"/>
             <w:gridSpan w:val="5"/>
-            <w:tcBorders>
-              <w:top w:val="single" w:sz="4" w:space="0" w:color="000000"/>
-              <w:left w:val="single" w:sz="4" w:space="0" w:color="000000"/>
-              <w:bottom w:val="single" w:sz="4" w:space="0" w:color="000000"/>
-              <w:right w:val="single" w:sz="4" w:space="0" w:color="000000"/>
-            </w:tcBorders>
             <w:shd w:val="clear" w:color="auto" w:fill="FFFFFF"/>
             <w:vAlign w:val="center"/>
           </w:tcPr>
           <w:p>
             <w:pPr>
               <w:widowControl/>
-              <w:snapToGrid w:val="0"/>
               <w:jc w:val="center"/>
               <w:textAlignment w:val="center"/>
               <w:rPr>
@@ -1446,19 +1123,12 @@
         <w:tc>
           <w:tcPr>
             <w:tcW w:w="993" w:type="dxa"/>
-            <w:tcBorders>
-              <w:top w:val="single" w:sz="4" w:space="0" w:color="000000"/>
-              <w:left w:val="single" w:sz="4" w:space="0" w:color="000000"/>
-              <w:bottom w:val="single" w:sz="4" w:space="0" w:color="000000"/>
-              <w:right w:val="single" w:sz="4" w:space="0" w:color="000000"/>
-            </w:tcBorders>
             <w:shd w:val="clear" w:color="auto" w:fill="FFFFFF"/>
             <w:vAlign w:val="center"/>
           </w:tcPr>
           <w:p>
             <w:pPr>
               <w:widowControl/>
-              <w:snapToGrid w:val="0"/>
               <w:jc w:val="center"/>
               <w:textAlignment w:val="center"/>
               <w:rPr>
@@ -1473,19 +1143,12 @@
         <w:tc>
           <w:tcPr>
             <w:tcW w:w="1275" w:type="dxa"/>
-            <w:tcBorders>
-              <w:top w:val="single" w:sz="4" w:space="0" w:color="000000"/>
-              <w:left w:val="single" w:sz="4" w:space="0" w:color="000000"/>
-              <w:bottom w:val="single" w:sz="4" w:space="0" w:color="000000"/>
-              <w:right w:val="single" w:sz="4" w:space="0" w:color="000000"/>
-            </w:tcBorders>
             <w:shd w:val="clear" w:color="auto" w:fill="FFFFFF"/>
             <w:vAlign w:val="center"/>
           </w:tcPr>
           <w:p>
             <w:pPr>
               <w:widowControl/>
-              <w:snapToGrid w:val="0"/>
               <w:jc w:val="center"/>
               <w:textAlignment w:val="center"/>
               <w:rPr>
@@ -1505,12 +1168,6 @@
         <w:tc>
           <w:tcPr>
             <w:tcW w:w="709" w:type="dxa"/>
-            <w:tcBorders>
-              <w:top w:val="single" w:sz="4" w:space="0" w:color="000000"/>
-              <w:left w:val="single" w:sz="4" w:space="0" w:color="000000"/>
-              <w:bottom w:val="single" w:sz="4" w:space="0" w:color="000000"/>
-              <w:right w:val="single" w:sz="4" w:space="0" w:color="000000"/>
-            </w:tcBorders>
             <w:vAlign w:val="center"/>
           </w:tcPr>
           <w:p>
@@ -1533,21 +1190,14 @@
         </w:tc>
         <w:tc>
           <w:tcPr>
-            <w:tcW w:w="2389" w:type="dxa"/>
-            <w:gridSpan w:val="3"/>
-            <w:tcBorders>
-              <w:top w:val="single" w:sz="4" w:space="0" w:color="000000"/>
-              <w:left w:val="single" w:sz="4" w:space="0" w:color="000000"/>
-              <w:bottom w:val="single" w:sz="4" w:space="0" w:color="000000"/>
-              <w:right w:val="single" w:sz="4" w:space="0" w:color="000000"/>
-            </w:tcBorders>
+            <w:tcW w:w="1701" w:type="dxa"/>
+            <w:gridSpan w:val="2"/>
             <w:shd w:val="clear" w:color="auto" w:fill="FFFFFF"/>
             <w:vAlign w:val="center"/>
           </w:tcPr>
           <w:p>
             <w:pPr>
               <w:widowControl/>
-              <w:snapToGrid w:val="0"/>
               <w:jc w:val="center"/>
               <w:textAlignment w:val="center"/>
               <w:rPr>
@@ -1561,20 +1211,13 @@
         </w:tc>
         <w:tc>
           <w:tcPr>
-            <w:tcW w:w="4273" w:type="dxa"/>
+            <w:tcW w:w="4961" w:type="dxa"/>
             <w:gridSpan w:val="5"/>
-            <w:tcBorders>
-              <w:top w:val="single" w:sz="4" w:space="0" w:color="000000"/>
-              <w:left w:val="single" w:sz="4" w:space="0" w:color="000000"/>
-              <w:bottom w:val="single" w:sz="4" w:space="0" w:color="000000"/>
-              <w:right w:val="single" w:sz="4" w:space="0" w:color="000000"/>
-            </w:tcBorders>
             <w:shd w:val="clear" w:color="auto" w:fill="FFFFFF"/>
             <w:vAlign w:val="center"/>
           </w:tcPr>
           <w:p>
             <w:pPr>
-              <w:snapToGrid w:val="0"/>
               <w:jc w:val="center"/>
               <w:rPr>
                 <w:rFonts w:ascii="宋体" w:hAnsi="宋体" w:cs="宋体" w:hint="eastAsia"/>
@@ -1588,19 +1231,12 @@
         <w:tc>
           <w:tcPr>
             <w:tcW w:w="993" w:type="dxa"/>
-            <w:tcBorders>
-              <w:top w:val="single" w:sz="4" w:space="0" w:color="000000"/>
-              <w:left w:val="single" w:sz="4" w:space="0" w:color="000000"/>
-              <w:bottom w:val="single" w:sz="4" w:space="0" w:color="000000"/>
-              <w:right w:val="single" w:sz="4" w:space="0" w:color="000000"/>
-            </w:tcBorders>
             <w:shd w:val="clear" w:color="auto" w:fill="FFFFFF"/>
             <w:vAlign w:val="center"/>
           </w:tcPr>
           <w:p>
             <w:pPr>
               <w:widowControl/>
-              <w:snapToGrid w:val="0"/>
               <w:jc w:val="center"/>
               <w:textAlignment w:val="center"/>
               <w:rPr>
@@ -1615,19 +1251,12 @@
         <w:tc>
           <w:tcPr>
             <w:tcW w:w="1275" w:type="dxa"/>
-            <w:tcBorders>
-              <w:top w:val="single" w:sz="4" w:space="0" w:color="000000"/>
-              <w:left w:val="single" w:sz="4" w:space="0" w:color="000000"/>
-              <w:bottom w:val="single" w:sz="4" w:space="0" w:color="000000"/>
-              <w:right w:val="single" w:sz="4" w:space="0" w:color="000000"/>
-            </w:tcBorders>
             <w:shd w:val="clear" w:color="auto" w:fill="FFFFFF"/>
             <w:vAlign w:val="center"/>
           </w:tcPr>
           <w:p>
             <w:pPr>
               <w:widowControl/>
-              <w:snapToGrid w:val="0"/>
               <w:jc w:val="center"/>
               <w:textAlignment w:val="center"/>
               <w:rPr>
@@ -1647,12 +1276,6 @@
         <w:tc>
           <w:tcPr>
             <w:tcW w:w="709" w:type="dxa"/>
-            <w:tcBorders>
-              <w:top w:val="single" w:sz="4" w:space="0" w:color="000000"/>
-              <w:left w:val="single" w:sz="4" w:space="0" w:color="000000"/>
-              <w:bottom w:val="single" w:sz="4" w:space="0" w:color="000000"/>
-              <w:right w:val="single" w:sz="4" w:space="0" w:color="000000"/>
-            </w:tcBorders>
             <w:vAlign w:val="center"/>
           </w:tcPr>
           <w:p>
@@ -1675,21 +1298,14 @@
         </w:tc>
         <w:tc>
           <w:tcPr>
-            <w:tcW w:w="2389" w:type="dxa"/>
-            <w:gridSpan w:val="3"/>
-            <w:tcBorders>
-              <w:top w:val="single" w:sz="4" w:space="0" w:color="000000"/>
-              <w:left w:val="single" w:sz="4" w:space="0" w:color="000000"/>
-              <w:bottom w:val="single" w:sz="4" w:space="0" w:color="000000"/>
-              <w:right w:val="single" w:sz="4" w:space="0" w:color="000000"/>
-            </w:tcBorders>
+            <w:tcW w:w="1701" w:type="dxa"/>
+            <w:gridSpan w:val="2"/>
             <w:shd w:val="clear" w:color="auto" w:fill="FFFFFF"/>
             <w:vAlign w:val="center"/>
           </w:tcPr>
           <w:p>
             <w:pPr>
               <w:widowControl/>
-              <w:snapToGrid w:val="0"/>
               <w:jc w:val="center"/>
               <w:textAlignment w:val="center"/>
               <w:rPr>
@@ -1703,21 +1319,14 @@
         </w:tc>
         <w:tc>
           <w:tcPr>
-            <w:tcW w:w="4273" w:type="dxa"/>
+            <w:tcW w:w="4961" w:type="dxa"/>
             <w:gridSpan w:val="5"/>
-            <w:tcBorders>
-              <w:top w:val="single" w:sz="4" w:space="0" w:color="000000"/>
-              <w:left w:val="single" w:sz="4" w:space="0" w:color="000000"/>
-              <w:bottom w:val="single" w:sz="4" w:space="0" w:color="000000"/>
-              <w:right w:val="single" w:sz="4" w:space="0" w:color="000000"/>
-            </w:tcBorders>
             <w:shd w:val="clear" w:color="auto" w:fill="FFFFFF"/>
             <w:vAlign w:val="center"/>
           </w:tcPr>
           <w:p>
             <w:pPr>
               <w:widowControl/>
-              <w:snapToGrid w:val="0"/>
               <w:jc w:val="center"/>
               <w:textAlignment w:val="center"/>
               <w:rPr>
@@ -1732,19 +1341,12 @@
         <w:tc>
           <w:tcPr>
             <w:tcW w:w="993" w:type="dxa"/>
-            <w:tcBorders>
-              <w:top w:val="single" w:sz="4" w:space="0" w:color="000000"/>
-              <w:left w:val="single" w:sz="4" w:space="0" w:color="000000"/>
-              <w:bottom w:val="single" w:sz="4" w:space="0" w:color="000000"/>
-              <w:right w:val="single" w:sz="4" w:space="0" w:color="000000"/>
-            </w:tcBorders>
             <w:shd w:val="clear" w:color="auto" w:fill="FFFFFF"/>
             <w:vAlign w:val="center"/>
           </w:tcPr>
           <w:p>
             <w:pPr>
               <w:widowControl/>
-              <w:snapToGrid w:val="0"/>
               <w:jc w:val="center"/>
               <w:textAlignment w:val="center"/>
               <w:rPr>
@@ -1759,19 +1361,12 @@
         <w:tc>
           <w:tcPr>
             <w:tcW w:w="1275" w:type="dxa"/>
-            <w:tcBorders>
-              <w:top w:val="single" w:sz="4" w:space="0" w:color="000000"/>
-              <w:left w:val="single" w:sz="4" w:space="0" w:color="000000"/>
-              <w:bottom w:val="single" w:sz="4" w:space="0" w:color="000000"/>
-              <w:right w:val="single" w:sz="4" w:space="0" w:color="000000"/>
-            </w:tcBorders>
             <w:shd w:val="clear" w:color="auto" w:fill="FFFFFF"/>
             <w:vAlign w:val="center"/>
           </w:tcPr>
           <w:p>
             <w:pPr>
               <w:widowControl/>
-              <w:snapToGrid w:val="0"/>
               <w:jc w:val="center"/>
               <w:textAlignment w:val="center"/>
               <w:rPr>
@@ -1791,12 +1386,6 @@
         <w:tc>
           <w:tcPr>
             <w:tcW w:w="709" w:type="dxa"/>
-            <w:tcBorders>
-              <w:top w:val="single" w:sz="4" w:space="0" w:color="000000"/>
-              <w:left w:val="single" w:sz="4" w:space="0" w:color="000000"/>
-              <w:bottom w:val="single" w:sz="4" w:space="0" w:color="000000"/>
-              <w:right w:val="single" w:sz="4" w:space="0" w:color="000000"/>
-            </w:tcBorders>
             <w:vAlign w:val="center"/>
           </w:tcPr>
           <w:p>
@@ -1819,22 +1408,15 @@
         </w:tc>
         <w:tc>
           <w:tcPr>
-            <w:tcW w:w="2389" w:type="dxa"/>
-            <w:gridSpan w:val="3"/>
-            <w:tcBorders>
-              <w:top w:val="single" w:sz="4" w:space="0" w:color="000000"/>
-              <w:left w:val="single" w:sz="4" w:space="0" w:color="000000"/>
-              <w:bottom w:val="single" w:sz="4" w:space="0" w:color="000000"/>
-              <w:right w:val="single" w:sz="4" w:space="0" w:color="000000"/>
-            </w:tcBorders>
-            <w:vAlign w:val="center"/>
-          </w:tcPr>
-          <w:p>
-            <w:pPr>
-              <w:snapToGrid w:val="0"/>
-              <w:jc w:val="center"/>
-              <w:rPr>
-                <w:rFonts w:ascii="宋体" w:hAnsi="宋体" w:cs="宋体" w:hint="eastAsia"/>
+            <w:tcW w:w="1701" w:type="dxa"/>
+            <w:gridSpan w:val="2"/>
+            <w:vAlign w:val="center"/>
+          </w:tcPr>
+          <w:p>
+            <w:pPr>
+              <w:jc w:val="center"/>
+              <w:rPr>
+                <w:rFonts w:ascii="宋体" w:hAnsi="宋体" w:hint="eastAsia"/>
                 <w:color w:val="000000"/>
                 <w:sz w:val="22"/>
               </w:rPr>
@@ -1843,22 +1425,15 @@
         </w:tc>
         <w:tc>
           <w:tcPr>
-            <w:tcW w:w="4273" w:type="dxa"/>
+            <w:tcW w:w="4961" w:type="dxa"/>
             <w:gridSpan w:val="5"/>
-            <w:tcBorders>
-              <w:top w:val="single" w:sz="4" w:space="0" w:color="000000"/>
-              <w:left w:val="single" w:sz="4" w:space="0" w:color="000000"/>
-              <w:bottom w:val="single" w:sz="4" w:space="0" w:color="000000"/>
-              <w:right w:val="single" w:sz="4" w:space="0" w:color="000000"/>
-            </w:tcBorders>
-            <w:vAlign w:val="center"/>
-          </w:tcPr>
-          <w:p>
-            <w:pPr>
-              <w:snapToGrid w:val="0"/>
-              <w:jc w:val="center"/>
-              <w:rPr>
-                <w:rFonts w:ascii="宋体" w:hAnsi="宋体" w:cs="宋体" w:hint="eastAsia"/>
+            <w:vAlign w:val="center"/>
+          </w:tcPr>
+          <w:p>
+            <w:pPr>
+              <w:jc w:val="center"/>
+              <w:rPr>
+                <w:rFonts w:ascii="宋体" w:hAnsi="宋体" w:hint="eastAsia"/>
                 <w:color w:val="000000"/>
                 <w:sz w:val="22"/>
               </w:rPr>
@@ -1868,20 +1443,13 @@
         <w:tc>
           <w:tcPr>
             <w:tcW w:w="993" w:type="dxa"/>
-            <w:tcBorders>
-              <w:top w:val="single" w:sz="4" w:space="0" w:color="000000"/>
-              <w:left w:val="single" w:sz="4" w:space="0" w:color="000000"/>
-              <w:bottom w:val="single" w:sz="4" w:space="0" w:color="000000"/>
-              <w:right w:val="single" w:sz="4" w:space="0" w:color="000000"/>
-            </w:tcBorders>
-            <w:vAlign w:val="center"/>
-          </w:tcPr>
-          <w:p>
-            <w:pPr>
-              <w:snapToGrid w:val="0"/>
-              <w:jc w:val="center"/>
-              <w:rPr>
-                <w:rFonts w:ascii="宋体" w:hAnsi="宋体" w:cs="宋体" w:hint="eastAsia"/>
+            <w:vAlign w:val="center"/>
+          </w:tcPr>
+          <w:p>
+            <w:pPr>
+              <w:jc w:val="center"/>
+              <w:rPr>
+                <w:rFonts w:ascii="宋体" w:hAnsi="宋体" w:hint="eastAsia"/>
                 <w:color w:val="000000"/>
                 <w:sz w:val="22"/>
               </w:rPr>
@@ -1891,20 +1459,13 @@
         <w:tc>
           <w:tcPr>
             <w:tcW w:w="1275" w:type="dxa"/>
-            <w:tcBorders>
-              <w:top w:val="single" w:sz="4" w:space="0" w:color="000000"/>
-              <w:left w:val="single" w:sz="4" w:space="0" w:color="000000"/>
-              <w:bottom w:val="single" w:sz="4" w:space="0" w:color="000000"/>
-              <w:right w:val="single" w:sz="4" w:space="0" w:color="000000"/>
-            </w:tcBorders>
-            <w:vAlign w:val="center"/>
-          </w:tcPr>
-          <w:p>
-            <w:pPr>
-              <w:snapToGrid w:val="0"/>
-              <w:jc w:val="center"/>
-              <w:rPr>
-                <w:rFonts w:ascii="宋体" w:hAnsi="宋体" w:cs="宋体" w:hint="eastAsia"/>
+            <w:vAlign w:val="center"/>
+          </w:tcPr>
+          <w:p>
+            <w:pPr>
+              <w:jc w:val="center"/>
+              <w:rPr>
+                <w:rFonts w:ascii="宋体" w:hAnsi="宋体" w:hint="eastAsia"/>
                 <w:color w:val="000000"/>
                 <w:sz w:val="22"/>
               </w:rPr>
@@ -1919,12 +1480,6 @@
         <w:tc>
           <w:tcPr>
             <w:tcW w:w="709" w:type="dxa"/>
-            <w:tcBorders>
-              <w:top w:val="single" w:sz="4" w:space="0" w:color="000000"/>
-              <w:left w:val="single" w:sz="4" w:space="0" w:color="000000"/>
-              <w:bottom w:val="single" w:sz="4" w:space="0" w:color="000000"/>
-              <w:right w:val="single" w:sz="4" w:space="0" w:color="000000"/>
-            </w:tcBorders>
             <w:vAlign w:val="center"/>
           </w:tcPr>
           <w:p>
@@ -1954,22 +1509,15 @@
         </w:tc>
         <w:tc>
           <w:tcPr>
-            <w:tcW w:w="2389" w:type="dxa"/>
-            <w:gridSpan w:val="3"/>
-            <w:tcBorders>
-              <w:top w:val="single" w:sz="4" w:space="0" w:color="000000"/>
-              <w:left w:val="single" w:sz="4" w:space="0" w:color="000000"/>
-              <w:bottom w:val="single" w:sz="4" w:space="0" w:color="000000"/>
-              <w:right w:val="single" w:sz="4" w:space="0" w:color="000000"/>
-            </w:tcBorders>
-            <w:vAlign w:val="center"/>
-          </w:tcPr>
-          <w:p>
-            <w:pPr>
-              <w:snapToGrid w:val="0"/>
-              <w:jc w:val="center"/>
-              <w:rPr>
-                <w:rFonts w:ascii="宋体" w:hAnsi="宋体" w:cs="宋体" w:hint="eastAsia"/>
+            <w:tcW w:w="1701" w:type="dxa"/>
+            <w:gridSpan w:val="2"/>
+            <w:vAlign w:val="center"/>
+          </w:tcPr>
+          <w:p>
+            <w:pPr>
+              <w:jc w:val="center"/>
+              <w:rPr>
+                <w:rFonts w:ascii="宋体" w:hAnsi="宋体" w:hint="eastAsia"/>
                 <w:color w:val="000000"/>
                 <w:sz w:val="22"/>
               </w:rPr>
@@ -1978,22 +1526,15 @@
         </w:tc>
         <w:tc>
           <w:tcPr>
-            <w:tcW w:w="4273" w:type="dxa"/>
+            <w:tcW w:w="4961" w:type="dxa"/>
             <w:gridSpan w:val="5"/>
-            <w:tcBorders>
-              <w:top w:val="single" w:sz="4" w:space="0" w:color="000000"/>
-              <w:left w:val="single" w:sz="4" w:space="0" w:color="000000"/>
-              <w:bottom w:val="single" w:sz="4" w:space="0" w:color="000000"/>
-              <w:right w:val="single" w:sz="4" w:space="0" w:color="000000"/>
-            </w:tcBorders>
-            <w:vAlign w:val="center"/>
-          </w:tcPr>
-          <w:p>
-            <w:pPr>
-              <w:snapToGrid w:val="0"/>
-              <w:jc w:val="center"/>
-              <w:rPr>
-                <w:rFonts w:ascii="宋体" w:hAnsi="宋体" w:cs="宋体" w:hint="eastAsia"/>
+            <w:vAlign w:val="center"/>
+          </w:tcPr>
+          <w:p>
+            <w:pPr>
+              <w:jc w:val="center"/>
+              <w:rPr>
+                <w:rFonts w:ascii="宋体" w:hAnsi="宋体" w:hint="eastAsia"/>
                 <w:color w:val="000000"/>
                 <w:sz w:val="22"/>
               </w:rPr>
@@ -2003,20 +1544,13 @@
         <w:tc>
           <w:tcPr>
             <w:tcW w:w="993" w:type="dxa"/>
-            <w:tcBorders>
-              <w:top w:val="single" w:sz="4" w:space="0" w:color="000000"/>
-              <w:left w:val="single" w:sz="4" w:space="0" w:color="000000"/>
-              <w:bottom w:val="single" w:sz="4" w:space="0" w:color="000000"/>
-              <w:right w:val="single" w:sz="4" w:space="0" w:color="000000"/>
-            </w:tcBorders>
-            <w:vAlign w:val="center"/>
-          </w:tcPr>
-          <w:p>
-            <w:pPr>
-              <w:snapToGrid w:val="0"/>
-              <w:jc w:val="center"/>
-              <w:rPr>
-                <w:rFonts w:ascii="宋体" w:hAnsi="宋体" w:cs="宋体" w:hint="eastAsia"/>
+            <w:vAlign w:val="center"/>
+          </w:tcPr>
+          <w:p>
+            <w:pPr>
+              <w:jc w:val="center"/>
+              <w:rPr>
+                <w:rFonts w:ascii="宋体" w:hAnsi="宋体" w:hint="eastAsia"/>
                 <w:color w:val="000000"/>
                 <w:sz w:val="22"/>
               </w:rPr>
@@ -2026,20 +1560,13 @@
         <w:tc>
           <w:tcPr>
             <w:tcW w:w="1275" w:type="dxa"/>
-            <w:tcBorders>
-              <w:top w:val="single" w:sz="4" w:space="0" w:color="000000"/>
-              <w:left w:val="single" w:sz="4" w:space="0" w:color="000000"/>
-              <w:bottom w:val="single" w:sz="4" w:space="0" w:color="000000"/>
-              <w:right w:val="single" w:sz="4" w:space="0" w:color="000000"/>
-            </w:tcBorders>
-            <w:vAlign w:val="center"/>
-          </w:tcPr>
-          <w:p>
-            <w:pPr>
-              <w:snapToGrid w:val="0"/>
-              <w:jc w:val="center"/>
-              <w:rPr>
-                <w:rFonts w:ascii="宋体" w:hAnsi="宋体" w:cs="宋体" w:hint="eastAsia"/>
+            <w:vAlign w:val="center"/>
+          </w:tcPr>
+          <w:p>
+            <w:pPr>
+              <w:jc w:val="center"/>
+              <w:rPr>
+                <w:rFonts w:ascii="宋体" w:hAnsi="宋体" w:hint="eastAsia"/>
                 <w:color w:val="000000"/>
                 <w:sz w:val="22"/>
               </w:rPr>
@@ -2054,20 +1581,14 @@
         <w:tc>
           <w:tcPr>
             <w:tcW w:w="709" w:type="dxa"/>
-            <w:tcBorders>
-              <w:top w:val="single" w:sz="4" w:space="0" w:color="000000"/>
-              <w:left w:val="single" w:sz="4" w:space="0" w:color="000000"/>
-              <w:bottom w:val="single" w:sz="4" w:space="0" w:color="000000"/>
-              <w:right w:val="single" w:sz="4" w:space="0" w:color="000000"/>
-            </w:tcBorders>
-            <w:vAlign w:val="center"/>
-          </w:tcPr>
-          <w:p>
-            <w:pPr>
-              <w:spacing w:line="360" w:lineRule="auto"/>
-              <w:jc w:val="center"/>
-              <w:rPr>
-                <w:rFonts w:ascii="宋体" w:hAnsi="宋体" w:cs="宋体" w:hint="eastAsia"/>
+            <w:vAlign w:val="center"/>
+          </w:tcPr>
+          <w:p>
+            <w:pPr>
+              <w:spacing w:line="360" w:lineRule="auto"/>
+              <w:jc w:val="center"/>
+              <w:rPr>
+                <w:rFonts w:ascii="宋体" w:hAnsi="宋体" w:cs="宋体"/>
                 <w:szCs w:val="21"/>
               </w:rPr>
             </w:pPr>
@@ -2082,22 +1603,15 @@
         </w:tc>
         <w:tc>
           <w:tcPr>
-            <w:tcW w:w="2389" w:type="dxa"/>
-            <w:gridSpan w:val="3"/>
-            <w:tcBorders>
-              <w:top w:val="single" w:sz="4" w:space="0" w:color="000000"/>
-              <w:left w:val="single" w:sz="4" w:space="0" w:color="000000"/>
-              <w:bottom w:val="single" w:sz="4" w:space="0" w:color="000000"/>
-              <w:right w:val="single" w:sz="4" w:space="0" w:color="000000"/>
-            </w:tcBorders>
-            <w:vAlign w:val="center"/>
-          </w:tcPr>
-          <w:p>
-            <w:pPr>
-              <w:snapToGrid w:val="0"/>
-              <w:jc w:val="center"/>
-              <w:rPr>
-                <w:rFonts w:ascii="宋体" w:hAnsi="宋体" w:cs="宋体" w:hint="eastAsia"/>
+            <w:tcW w:w="1701" w:type="dxa"/>
+            <w:gridSpan w:val="2"/>
+            <w:vAlign w:val="center"/>
+          </w:tcPr>
+          <w:p>
+            <w:pPr>
+              <w:jc w:val="center"/>
+              <w:rPr>
+                <w:rFonts w:ascii="宋体" w:hAnsi="宋体" w:hint="eastAsia"/>
                 <w:color w:val="000000"/>
                 <w:sz w:val="22"/>
               </w:rPr>
@@ -2106,22 +1620,15 @@
         </w:tc>
         <w:tc>
           <w:tcPr>
-            <w:tcW w:w="4273" w:type="dxa"/>
+            <w:tcW w:w="4961" w:type="dxa"/>
             <w:gridSpan w:val="5"/>
-            <w:tcBorders>
-              <w:top w:val="single" w:sz="4" w:space="0" w:color="000000"/>
-              <w:left w:val="single" w:sz="4" w:space="0" w:color="000000"/>
-              <w:bottom w:val="single" w:sz="4" w:space="0" w:color="000000"/>
-              <w:right w:val="single" w:sz="4" w:space="0" w:color="000000"/>
-            </w:tcBorders>
-            <w:vAlign w:val="center"/>
-          </w:tcPr>
-          <w:p>
-            <w:pPr>
-              <w:snapToGrid w:val="0"/>
-              <w:jc w:val="center"/>
-              <w:rPr>
-                <w:rFonts w:ascii="宋体" w:hAnsi="宋体" w:cs="宋体" w:hint="eastAsia"/>
+            <w:vAlign w:val="center"/>
+          </w:tcPr>
+          <w:p>
+            <w:pPr>
+              <w:jc w:val="center"/>
+              <w:rPr>
+                <w:rFonts w:ascii="宋体" w:hAnsi="宋体" w:hint="eastAsia"/>
                 <w:color w:val="000000"/>
                 <w:sz w:val="22"/>
               </w:rPr>
@@ -2131,20 +1638,13 @@
         <w:tc>
           <w:tcPr>
             <w:tcW w:w="993" w:type="dxa"/>
-            <w:tcBorders>
-              <w:top w:val="single" w:sz="4" w:space="0" w:color="000000"/>
-              <w:left w:val="single" w:sz="4" w:space="0" w:color="000000"/>
-              <w:bottom w:val="single" w:sz="4" w:space="0" w:color="000000"/>
-              <w:right w:val="single" w:sz="4" w:space="0" w:color="000000"/>
-            </w:tcBorders>
-            <w:vAlign w:val="center"/>
-          </w:tcPr>
-          <w:p>
-            <w:pPr>
-              <w:snapToGrid w:val="0"/>
-              <w:jc w:val="center"/>
-              <w:rPr>
-                <w:rFonts w:ascii="宋体" w:hAnsi="宋体" w:cs="宋体" w:hint="eastAsia"/>
+            <w:vAlign w:val="center"/>
+          </w:tcPr>
+          <w:p>
+            <w:pPr>
+              <w:jc w:val="center"/>
+              <w:rPr>
+                <w:rFonts w:ascii="宋体" w:hAnsi="宋体" w:hint="eastAsia"/>
                 <w:color w:val="000000"/>
                 <w:sz w:val="22"/>
               </w:rPr>
@@ -2154,20 +1654,13 @@
         <w:tc>
           <w:tcPr>
             <w:tcW w:w="1275" w:type="dxa"/>
-            <w:tcBorders>
-              <w:top w:val="single" w:sz="4" w:space="0" w:color="000000"/>
-              <w:left w:val="single" w:sz="4" w:space="0" w:color="000000"/>
-              <w:bottom w:val="single" w:sz="4" w:space="0" w:color="000000"/>
-              <w:right w:val="single" w:sz="4" w:space="0" w:color="000000"/>
-            </w:tcBorders>
-            <w:vAlign w:val="center"/>
-          </w:tcPr>
-          <w:p>
-            <w:pPr>
-              <w:snapToGrid w:val="0"/>
-              <w:jc w:val="center"/>
-              <w:rPr>
-                <w:rFonts w:ascii="宋体" w:hAnsi="宋体" w:cs="宋体" w:hint="eastAsia"/>
+            <w:vAlign w:val="center"/>
+          </w:tcPr>
+          <w:p>
+            <w:pPr>
+              <w:jc w:val="center"/>
+              <w:rPr>
+                <w:rFonts w:ascii="宋体" w:hAnsi="宋体" w:hint="eastAsia"/>
                 <w:color w:val="000000"/>
                 <w:sz w:val="22"/>
               </w:rPr>
@@ -2182,20 +1675,14 @@
         <w:tc>
           <w:tcPr>
             <w:tcW w:w="709" w:type="dxa"/>
-            <w:tcBorders>
-              <w:top w:val="single" w:sz="4" w:space="0" w:color="000000"/>
-              <w:left w:val="single" w:sz="4" w:space="0" w:color="000000"/>
-              <w:bottom w:val="single" w:sz="4" w:space="0" w:color="000000"/>
-              <w:right w:val="single" w:sz="4" w:space="0" w:color="000000"/>
-            </w:tcBorders>
-            <w:vAlign w:val="center"/>
-          </w:tcPr>
-          <w:p>
-            <w:pPr>
-              <w:spacing w:line="360" w:lineRule="auto"/>
-              <w:jc w:val="center"/>
-              <w:rPr>
-                <w:rFonts w:ascii="宋体" w:hAnsi="宋体" w:cs="宋体" w:hint="eastAsia"/>
+            <w:vAlign w:val="center"/>
+          </w:tcPr>
+          <w:p>
+            <w:pPr>
+              <w:spacing w:line="360" w:lineRule="auto"/>
+              <w:jc w:val="center"/>
+              <w:rPr>
+                <w:rFonts w:ascii="宋体" w:hAnsi="宋体" w:cs="宋体"/>
                 <w:szCs w:val="21"/>
               </w:rPr>
             </w:pPr>
@@ -2210,22 +1697,15 @@
         </w:tc>
         <w:tc>
           <w:tcPr>
-            <w:tcW w:w="2389" w:type="dxa"/>
-            <w:gridSpan w:val="3"/>
-            <w:tcBorders>
-              <w:top w:val="single" w:sz="4" w:space="0" w:color="000000"/>
-              <w:left w:val="single" w:sz="4" w:space="0" w:color="000000"/>
-              <w:bottom w:val="single" w:sz="4" w:space="0" w:color="000000"/>
-              <w:right w:val="single" w:sz="4" w:space="0" w:color="000000"/>
-            </w:tcBorders>
-            <w:vAlign w:val="center"/>
-          </w:tcPr>
-          <w:p>
-            <w:pPr>
-              <w:snapToGrid w:val="0"/>
-              <w:jc w:val="center"/>
-              <w:rPr>
-                <w:rFonts w:ascii="宋体" w:hAnsi="宋体" w:cs="宋体" w:hint="eastAsia"/>
+            <w:tcW w:w="1701" w:type="dxa"/>
+            <w:gridSpan w:val="2"/>
+            <w:vAlign w:val="center"/>
+          </w:tcPr>
+          <w:p>
+            <w:pPr>
+              <w:jc w:val="center"/>
+              <w:rPr>
+                <w:rFonts w:ascii="宋体" w:hAnsi="宋体" w:hint="eastAsia"/>
                 <w:color w:val="000000"/>
                 <w:sz w:val="22"/>
               </w:rPr>
@@ -2234,22 +1714,15 @@
         </w:tc>
         <w:tc>
           <w:tcPr>
-            <w:tcW w:w="4273" w:type="dxa"/>
+            <w:tcW w:w="4961" w:type="dxa"/>
             <w:gridSpan w:val="5"/>
-            <w:tcBorders>
-              <w:top w:val="single" w:sz="4" w:space="0" w:color="000000"/>
-              <w:left w:val="single" w:sz="4" w:space="0" w:color="000000"/>
-              <w:bottom w:val="single" w:sz="4" w:space="0" w:color="000000"/>
-              <w:right w:val="single" w:sz="4" w:space="0" w:color="000000"/>
-            </w:tcBorders>
-            <w:vAlign w:val="center"/>
-          </w:tcPr>
-          <w:p>
-            <w:pPr>
-              <w:snapToGrid w:val="0"/>
-              <w:jc w:val="center"/>
-              <w:rPr>
-                <w:rFonts w:ascii="宋体" w:hAnsi="宋体" w:cs="宋体" w:hint="eastAsia"/>
+            <w:vAlign w:val="center"/>
+          </w:tcPr>
+          <w:p>
+            <w:pPr>
+              <w:jc w:val="center"/>
+              <w:rPr>
+                <w:rFonts w:ascii="宋体" w:hAnsi="宋体" w:hint="eastAsia"/>
                 <w:color w:val="000000"/>
                 <w:sz w:val="22"/>
               </w:rPr>
@@ -2259,20 +1732,13 @@
         <w:tc>
           <w:tcPr>
             <w:tcW w:w="993" w:type="dxa"/>
-            <w:tcBorders>
-              <w:top w:val="single" w:sz="4" w:space="0" w:color="000000"/>
-              <w:left w:val="single" w:sz="4" w:space="0" w:color="000000"/>
-              <w:bottom w:val="single" w:sz="4" w:space="0" w:color="000000"/>
-              <w:right w:val="single" w:sz="4" w:space="0" w:color="000000"/>
-            </w:tcBorders>
-            <w:vAlign w:val="center"/>
-          </w:tcPr>
-          <w:p>
-            <w:pPr>
-              <w:snapToGrid w:val="0"/>
-              <w:jc w:val="center"/>
-              <w:rPr>
-                <w:rFonts w:ascii="宋体" w:hAnsi="宋体" w:cs="宋体" w:hint="eastAsia"/>
+            <w:vAlign w:val="center"/>
+          </w:tcPr>
+          <w:p>
+            <w:pPr>
+              <w:jc w:val="center"/>
+              <w:rPr>
+                <w:rFonts w:ascii="宋体" w:hAnsi="宋体" w:hint="eastAsia"/>
                 <w:color w:val="000000"/>
                 <w:sz w:val="22"/>
               </w:rPr>
@@ -2282,20 +1748,13 @@
         <w:tc>
           <w:tcPr>
             <w:tcW w:w="1275" w:type="dxa"/>
-            <w:tcBorders>
-              <w:top w:val="single" w:sz="4" w:space="0" w:color="000000"/>
-              <w:left w:val="single" w:sz="4" w:space="0" w:color="000000"/>
-              <w:bottom w:val="single" w:sz="4" w:space="0" w:color="000000"/>
-              <w:right w:val="single" w:sz="4" w:space="0" w:color="000000"/>
-            </w:tcBorders>
-            <w:vAlign w:val="center"/>
-          </w:tcPr>
-          <w:p>
-            <w:pPr>
-              <w:snapToGrid w:val="0"/>
-              <w:jc w:val="center"/>
-              <w:rPr>
-                <w:rFonts w:ascii="宋体" w:hAnsi="宋体" w:cs="宋体" w:hint="eastAsia"/>
+            <w:vAlign w:val="center"/>
+          </w:tcPr>
+          <w:p>
+            <w:pPr>
+              <w:jc w:val="center"/>
+              <w:rPr>
+                <w:rFonts w:ascii="宋体" w:hAnsi="宋体" w:hint="eastAsia"/>
                 <w:color w:val="000000"/>
                 <w:sz w:val="22"/>
               </w:rPr>
@@ -2310,20 +1769,14 @@
         <w:tc>
           <w:tcPr>
             <w:tcW w:w="709" w:type="dxa"/>
-            <w:tcBorders>
-              <w:top w:val="single" w:sz="4" w:space="0" w:color="000000"/>
-              <w:left w:val="single" w:sz="4" w:space="0" w:color="000000"/>
-              <w:bottom w:val="single" w:sz="4" w:space="0" w:color="000000"/>
-              <w:right w:val="single" w:sz="4" w:space="0" w:color="000000"/>
-            </w:tcBorders>
-            <w:vAlign w:val="center"/>
-          </w:tcPr>
-          <w:p>
-            <w:pPr>
-              <w:spacing w:line="360" w:lineRule="auto"/>
-              <w:jc w:val="center"/>
-              <w:rPr>
-                <w:rFonts w:ascii="宋体" w:hAnsi="宋体" w:cs="宋体" w:hint="eastAsia"/>
+            <w:vAlign w:val="center"/>
+          </w:tcPr>
+          <w:p>
+            <w:pPr>
+              <w:spacing w:line="360" w:lineRule="auto"/>
+              <w:jc w:val="center"/>
+              <w:rPr>
+                <w:rFonts w:ascii="宋体" w:hAnsi="宋体" w:cs="宋体"/>
                 <w:szCs w:val="21"/>
               </w:rPr>
             </w:pPr>
@@ -2338,22 +1791,15 @@
         </w:tc>
         <w:tc>
           <w:tcPr>
-            <w:tcW w:w="2389" w:type="dxa"/>
-            <w:gridSpan w:val="3"/>
-            <w:tcBorders>
-              <w:top w:val="single" w:sz="4" w:space="0" w:color="000000"/>
-              <w:left w:val="single" w:sz="4" w:space="0" w:color="000000"/>
-              <w:bottom w:val="single" w:sz="4" w:space="0" w:color="000000"/>
-              <w:right w:val="single" w:sz="4" w:space="0" w:color="000000"/>
-            </w:tcBorders>
-            <w:vAlign w:val="center"/>
-          </w:tcPr>
-          <w:p>
-            <w:pPr>
-              <w:snapToGrid w:val="0"/>
-              <w:jc w:val="center"/>
-              <w:rPr>
-                <w:rFonts w:ascii="宋体" w:hAnsi="宋体" w:cs="宋体" w:hint="eastAsia"/>
+            <w:tcW w:w="1701" w:type="dxa"/>
+            <w:gridSpan w:val="2"/>
+            <w:vAlign w:val="center"/>
+          </w:tcPr>
+          <w:p>
+            <w:pPr>
+              <w:jc w:val="center"/>
+              <w:rPr>
+                <w:rFonts w:ascii="宋体" w:hAnsi="宋体" w:hint="eastAsia"/>
                 <w:color w:val="000000"/>
                 <w:sz w:val="22"/>
               </w:rPr>
@@ -2362,22 +1808,15 @@
         </w:tc>
         <w:tc>
           <w:tcPr>
-            <w:tcW w:w="4273" w:type="dxa"/>
+            <w:tcW w:w="4961" w:type="dxa"/>
             <w:gridSpan w:val="5"/>
-            <w:tcBorders>
-              <w:top w:val="single" w:sz="4" w:space="0" w:color="000000"/>
-              <w:left w:val="single" w:sz="4" w:space="0" w:color="000000"/>
-              <w:bottom w:val="single" w:sz="4" w:space="0" w:color="000000"/>
-              <w:right w:val="single" w:sz="4" w:space="0" w:color="000000"/>
-            </w:tcBorders>
-            <w:vAlign w:val="center"/>
-          </w:tcPr>
-          <w:p>
-            <w:pPr>
-              <w:snapToGrid w:val="0"/>
-              <w:jc w:val="center"/>
-              <w:rPr>
-                <w:rFonts w:ascii="宋体" w:hAnsi="宋体" w:cs="宋体" w:hint="eastAsia"/>
+            <w:vAlign w:val="center"/>
+          </w:tcPr>
+          <w:p>
+            <w:pPr>
+              <w:jc w:val="center"/>
+              <w:rPr>
+                <w:rFonts w:ascii="宋体" w:hAnsi="宋体" w:hint="eastAsia"/>
                 <w:color w:val="000000"/>
                 <w:sz w:val="22"/>
               </w:rPr>
@@ -2387,20 +1826,13 @@
         <w:tc>
           <w:tcPr>
             <w:tcW w:w="993" w:type="dxa"/>
-            <w:tcBorders>
-              <w:top w:val="single" w:sz="4" w:space="0" w:color="000000"/>
-              <w:left w:val="single" w:sz="4" w:space="0" w:color="000000"/>
-              <w:bottom w:val="single" w:sz="4" w:space="0" w:color="000000"/>
-              <w:right w:val="single" w:sz="4" w:space="0" w:color="000000"/>
-            </w:tcBorders>
-            <w:vAlign w:val="center"/>
-          </w:tcPr>
-          <w:p>
-            <w:pPr>
-              <w:snapToGrid w:val="0"/>
-              <w:jc w:val="center"/>
-              <w:rPr>
-                <w:rFonts w:ascii="宋体" w:hAnsi="宋体" w:cs="宋体" w:hint="eastAsia"/>
+            <w:vAlign w:val="center"/>
+          </w:tcPr>
+          <w:p>
+            <w:pPr>
+              <w:jc w:val="center"/>
+              <w:rPr>
+                <w:rFonts w:ascii="宋体" w:hAnsi="宋体" w:hint="eastAsia"/>
                 <w:color w:val="000000"/>
                 <w:sz w:val="22"/>
               </w:rPr>
@@ -2410,20 +1842,13 @@
         <w:tc>
           <w:tcPr>
             <w:tcW w:w="1275" w:type="dxa"/>
-            <w:tcBorders>
-              <w:top w:val="single" w:sz="4" w:space="0" w:color="000000"/>
-              <w:left w:val="single" w:sz="4" w:space="0" w:color="000000"/>
-              <w:bottom w:val="single" w:sz="4" w:space="0" w:color="000000"/>
-              <w:right w:val="single" w:sz="4" w:space="0" w:color="000000"/>
-            </w:tcBorders>
-            <w:vAlign w:val="center"/>
-          </w:tcPr>
-          <w:p>
-            <w:pPr>
-              <w:snapToGrid w:val="0"/>
-              <w:jc w:val="center"/>
-              <w:rPr>
-                <w:rFonts w:ascii="宋体" w:hAnsi="宋体" w:cs="宋体" w:hint="eastAsia"/>
+            <w:vAlign w:val="center"/>
+          </w:tcPr>
+          <w:p>
+            <w:pPr>
+              <w:jc w:val="center"/>
+              <w:rPr>
+                <w:rFonts w:ascii="宋体" w:hAnsi="宋体" w:hint="eastAsia"/>
                 <w:color w:val="000000"/>
                 <w:sz w:val="22"/>
               </w:rPr>
@@ -2438,20 +1863,14 @@
         <w:tc>
           <w:tcPr>
             <w:tcW w:w="709" w:type="dxa"/>
-            <w:tcBorders>
-              <w:top w:val="single" w:sz="4" w:space="0" w:color="000000"/>
-              <w:left w:val="single" w:sz="4" w:space="0" w:color="000000"/>
-              <w:bottom w:val="single" w:sz="4" w:space="0" w:color="000000"/>
-              <w:right w:val="single" w:sz="4" w:space="0" w:color="000000"/>
-            </w:tcBorders>
-            <w:vAlign w:val="center"/>
-          </w:tcPr>
-          <w:p>
-            <w:pPr>
-              <w:spacing w:line="360" w:lineRule="auto"/>
-              <w:jc w:val="center"/>
-              <w:rPr>
-                <w:rFonts w:ascii="宋体" w:hAnsi="宋体" w:cs="宋体" w:hint="eastAsia"/>
+            <w:vAlign w:val="center"/>
+          </w:tcPr>
+          <w:p>
+            <w:pPr>
+              <w:spacing w:line="360" w:lineRule="auto"/>
+              <w:jc w:val="center"/>
+              <w:rPr>
+                <w:rFonts w:ascii="宋体" w:hAnsi="宋体" w:cs="宋体"/>
                 <w:szCs w:val="21"/>
               </w:rPr>
             </w:pPr>
@@ -2466,43 +1885,29 @@
         </w:tc>
         <w:tc>
           <w:tcPr>
-            <w:tcW w:w="2389" w:type="dxa"/>
-            <w:gridSpan w:val="3"/>
-            <w:tcBorders>
-              <w:top w:val="single" w:sz="4" w:space="0" w:color="000000"/>
-              <w:left w:val="single" w:sz="4" w:space="0" w:color="000000"/>
-              <w:bottom w:val="single" w:sz="4" w:space="0" w:color="000000"/>
-              <w:right w:val="single" w:sz="4" w:space="0" w:color="000000"/>
-            </w:tcBorders>
-            <w:vAlign w:val="center"/>
-          </w:tcPr>
-          <w:p>
-            <w:pPr>
-              <w:snapToGrid w:val="0"/>
-              <w:spacing w:line="360" w:lineRule="auto"/>
-              <w:jc w:val="center"/>
-              <w:rPr>
-                <w:rFonts w:ascii="宋体" w:hAnsi="宋体" w:cs="宋体" w:hint="eastAsia"/>
-                <w:szCs w:val="21"/>
-              </w:rPr>
-            </w:pPr>
-          </w:p>
-        </w:tc>
-        <w:tc>
-          <w:tcPr>
-            <w:tcW w:w="4273" w:type="dxa"/>
+            <w:tcW w:w="1701" w:type="dxa"/>
+            <w:gridSpan w:val="2"/>
+            <w:vAlign w:val="center"/>
+          </w:tcPr>
+          <w:p>
+            <w:pPr>
+              <w:spacing w:line="360" w:lineRule="auto"/>
+              <w:jc w:val="center"/>
+              <w:rPr>
+                <w:rFonts w:ascii="宋体" w:hAnsi="宋体" w:cs="宋体" w:hint="eastAsia"/>
+                <w:szCs w:val="21"/>
+              </w:rPr>
+            </w:pPr>
+          </w:p>
+        </w:tc>
+        <w:tc>
+          <w:tcPr>
+            <w:tcW w:w="4961" w:type="dxa"/>
             <w:gridSpan w:val="5"/>
-            <w:tcBorders>
-              <w:top w:val="single" w:sz="4" w:space="0" w:color="000000"/>
-              <w:left w:val="single" w:sz="4" w:space="0" w:color="000000"/>
-              <w:bottom w:val="single" w:sz="4" w:space="0" w:color="000000"/>
-              <w:right w:val="single" w:sz="4" w:space="0" w:color="000000"/>
-            </w:tcBorders>
-            <w:vAlign w:val="center"/>
-          </w:tcPr>
-          <w:p>
-            <w:pPr>
-              <w:snapToGrid w:val="0"/>
+            <w:vAlign w:val="center"/>
+          </w:tcPr>
+          <w:p>
+            <w:pPr>
               <w:spacing w:line="360" w:lineRule="auto"/>
               <w:jc w:val="center"/>
               <w:rPr>
@@ -2515,17 +1920,10 @@
         <w:tc>
           <w:tcPr>
             <w:tcW w:w="993" w:type="dxa"/>
-            <w:tcBorders>
-              <w:top w:val="single" w:sz="4" w:space="0" w:color="000000"/>
-              <w:left w:val="single" w:sz="4" w:space="0" w:color="000000"/>
-              <w:bottom w:val="single" w:sz="4" w:space="0" w:color="000000"/>
-              <w:right w:val="single" w:sz="4" w:space="0" w:color="000000"/>
-            </w:tcBorders>
-            <w:vAlign w:val="center"/>
-          </w:tcPr>
-          <w:p>
-            <w:pPr>
-              <w:snapToGrid w:val="0"/>
+            <w:vAlign w:val="center"/>
+          </w:tcPr>
+          <w:p>
+            <w:pPr>
               <w:spacing w:line="360" w:lineRule="auto"/>
               <w:jc w:val="center"/>
               <w:rPr>
@@ -2538,17 +1936,10 @@
         <w:tc>
           <w:tcPr>
             <w:tcW w:w="1275" w:type="dxa"/>
-            <w:tcBorders>
-              <w:top w:val="single" w:sz="4" w:space="0" w:color="000000"/>
-              <w:left w:val="single" w:sz="4" w:space="0" w:color="000000"/>
-              <w:bottom w:val="single" w:sz="4" w:space="0" w:color="000000"/>
-              <w:right w:val="single" w:sz="4" w:space="0" w:color="000000"/>
-            </w:tcBorders>
-            <w:vAlign w:val="center"/>
-          </w:tcPr>
-          <w:p>
-            <w:pPr>
-              <w:snapToGrid w:val="0"/>
+            <w:vAlign w:val="center"/>
+          </w:tcPr>
+          <w:p>
+            <w:pPr>
               <w:spacing w:line="360" w:lineRule="auto"/>
               <w:jc w:val="center"/>
               <w:rPr>
@@ -2566,20 +1957,14 @@
         <w:tc>
           <w:tcPr>
             <w:tcW w:w="709" w:type="dxa"/>
-            <w:tcBorders>
-              <w:top w:val="single" w:sz="4" w:space="0" w:color="000000"/>
-              <w:left w:val="single" w:sz="4" w:space="0" w:color="000000"/>
-              <w:bottom w:val="single" w:sz="4" w:space="0" w:color="000000"/>
-              <w:right w:val="single" w:sz="4" w:space="0" w:color="000000"/>
-            </w:tcBorders>
-            <w:vAlign w:val="center"/>
-          </w:tcPr>
-          <w:p>
-            <w:pPr>
-              <w:spacing w:line="360" w:lineRule="auto"/>
-              <w:jc w:val="center"/>
-              <w:rPr>
-                <w:rFonts w:ascii="宋体" w:hAnsi="宋体" w:cs="宋体" w:hint="eastAsia"/>
+            <w:vAlign w:val="center"/>
+          </w:tcPr>
+          <w:p>
+            <w:pPr>
+              <w:spacing w:line="360" w:lineRule="auto"/>
+              <w:jc w:val="center"/>
+              <w:rPr>
+                <w:rFonts w:ascii="宋体" w:hAnsi="宋体" w:cs="宋体"/>
                 <w:szCs w:val="21"/>
               </w:rPr>
             </w:pPr>
@@ -2594,43 +1979,29 @@
         </w:tc>
         <w:tc>
           <w:tcPr>
-            <w:tcW w:w="2389" w:type="dxa"/>
-            <w:gridSpan w:val="3"/>
-            <w:tcBorders>
-              <w:top w:val="single" w:sz="4" w:space="0" w:color="000000"/>
-              <w:left w:val="single" w:sz="4" w:space="0" w:color="000000"/>
-              <w:bottom w:val="single" w:sz="4" w:space="0" w:color="000000"/>
-              <w:right w:val="single" w:sz="4" w:space="0" w:color="000000"/>
-            </w:tcBorders>
-            <w:vAlign w:val="center"/>
-          </w:tcPr>
-          <w:p>
-            <w:pPr>
-              <w:snapToGrid w:val="0"/>
-              <w:spacing w:line="360" w:lineRule="auto"/>
-              <w:jc w:val="center"/>
-              <w:rPr>
-                <w:rFonts w:ascii="宋体" w:hAnsi="宋体" w:cs="宋体" w:hint="eastAsia"/>
-                <w:szCs w:val="21"/>
-              </w:rPr>
-            </w:pPr>
-          </w:p>
-        </w:tc>
-        <w:tc>
-          <w:tcPr>
-            <w:tcW w:w="4273" w:type="dxa"/>
+            <w:tcW w:w="1701" w:type="dxa"/>
+            <w:gridSpan w:val="2"/>
+            <w:vAlign w:val="center"/>
+          </w:tcPr>
+          <w:p>
+            <w:pPr>
+              <w:spacing w:line="360" w:lineRule="auto"/>
+              <w:jc w:val="center"/>
+              <w:rPr>
+                <w:rFonts w:ascii="宋体" w:hAnsi="宋体" w:cs="宋体" w:hint="eastAsia"/>
+                <w:szCs w:val="21"/>
+              </w:rPr>
+            </w:pPr>
+          </w:p>
+        </w:tc>
+        <w:tc>
+          <w:tcPr>
+            <w:tcW w:w="4961" w:type="dxa"/>
             <w:gridSpan w:val="5"/>
-            <w:tcBorders>
-              <w:top w:val="single" w:sz="4" w:space="0" w:color="000000"/>
-              <w:left w:val="single" w:sz="4" w:space="0" w:color="000000"/>
-              <w:bottom w:val="single" w:sz="4" w:space="0" w:color="000000"/>
-              <w:right w:val="single" w:sz="4" w:space="0" w:color="000000"/>
-            </w:tcBorders>
-            <w:vAlign w:val="center"/>
-          </w:tcPr>
-          <w:p>
-            <w:pPr>
-              <w:snapToGrid w:val="0"/>
+            <w:vAlign w:val="center"/>
+          </w:tcPr>
+          <w:p>
+            <w:pPr>
               <w:spacing w:line="360" w:lineRule="auto"/>
               <w:jc w:val="center"/>
               <w:rPr>
@@ -2643,17 +2014,10 @@
         <w:tc>
           <w:tcPr>
             <w:tcW w:w="993" w:type="dxa"/>
-            <w:tcBorders>
-              <w:top w:val="single" w:sz="4" w:space="0" w:color="000000"/>
-              <w:left w:val="single" w:sz="4" w:space="0" w:color="000000"/>
-              <w:bottom w:val="single" w:sz="4" w:space="0" w:color="000000"/>
-              <w:right w:val="single" w:sz="4" w:space="0" w:color="000000"/>
-            </w:tcBorders>
-            <w:vAlign w:val="center"/>
-          </w:tcPr>
-          <w:p>
-            <w:pPr>
-              <w:snapToGrid w:val="0"/>
+            <w:vAlign w:val="center"/>
+          </w:tcPr>
+          <w:p>
+            <w:pPr>
               <w:spacing w:line="360" w:lineRule="auto"/>
               <w:jc w:val="center"/>
               <w:rPr>
@@ -2666,17 +2030,10 @@
         <w:tc>
           <w:tcPr>
             <w:tcW w:w="1275" w:type="dxa"/>
-            <w:tcBorders>
-              <w:top w:val="single" w:sz="4" w:space="0" w:color="000000"/>
-              <w:left w:val="single" w:sz="4" w:space="0" w:color="000000"/>
-              <w:bottom w:val="single" w:sz="4" w:space="0" w:color="000000"/>
-              <w:right w:val="single" w:sz="4" w:space="0" w:color="000000"/>
-            </w:tcBorders>
-            <w:vAlign w:val="center"/>
-          </w:tcPr>
-          <w:p>
-            <w:pPr>
-              <w:snapToGrid w:val="0"/>
+            <w:vAlign w:val="center"/>
+          </w:tcPr>
+          <w:p>
+            <w:pPr>
               <w:spacing w:line="360" w:lineRule="auto"/>
               <w:jc w:val="center"/>
               <w:rPr>
@@ -2694,20 +2051,14 @@
         <w:tc>
           <w:tcPr>
             <w:tcW w:w="709" w:type="dxa"/>
-            <w:tcBorders>
-              <w:top w:val="single" w:sz="4" w:space="0" w:color="000000"/>
-              <w:left w:val="single" w:sz="4" w:space="0" w:color="000000"/>
-              <w:bottom w:val="single" w:sz="4" w:space="0" w:color="000000"/>
-              <w:right w:val="single" w:sz="4" w:space="0" w:color="000000"/>
-            </w:tcBorders>
-            <w:vAlign w:val="center"/>
-          </w:tcPr>
-          <w:p>
-            <w:pPr>
-              <w:spacing w:line="360" w:lineRule="auto"/>
-              <w:jc w:val="center"/>
-              <w:rPr>
-                <w:rFonts w:ascii="宋体" w:hAnsi="宋体" w:cs="宋体" w:hint="eastAsia"/>
+            <w:vAlign w:val="center"/>
+          </w:tcPr>
+          <w:p>
+            <w:pPr>
+              <w:spacing w:line="360" w:lineRule="auto"/>
+              <w:jc w:val="center"/>
+              <w:rPr>
+                <w:rFonts w:ascii="宋体" w:hAnsi="宋体" w:cs="宋体"/>
                 <w:szCs w:val="21"/>
               </w:rPr>
             </w:pPr>
@@ -2722,43 +2073,29 @@
         </w:tc>
         <w:tc>
           <w:tcPr>
-            <w:tcW w:w="2389" w:type="dxa"/>
-            <w:gridSpan w:val="3"/>
-            <w:tcBorders>
-              <w:top w:val="single" w:sz="4" w:space="0" w:color="000000"/>
-              <w:left w:val="single" w:sz="4" w:space="0" w:color="000000"/>
-              <w:bottom w:val="single" w:sz="4" w:space="0" w:color="000000"/>
-              <w:right w:val="single" w:sz="4" w:space="0" w:color="000000"/>
-            </w:tcBorders>
-            <w:vAlign w:val="center"/>
-          </w:tcPr>
-          <w:p>
-            <w:pPr>
-              <w:snapToGrid w:val="0"/>
-              <w:spacing w:line="360" w:lineRule="auto"/>
-              <w:jc w:val="center"/>
-              <w:rPr>
-                <w:rFonts w:ascii="宋体" w:hAnsi="宋体" w:cs="宋体" w:hint="eastAsia"/>
-                <w:szCs w:val="21"/>
-              </w:rPr>
-            </w:pPr>
-          </w:p>
-        </w:tc>
-        <w:tc>
-          <w:tcPr>
-            <w:tcW w:w="4273" w:type="dxa"/>
+            <w:tcW w:w="1701" w:type="dxa"/>
+            <w:gridSpan w:val="2"/>
+            <w:vAlign w:val="center"/>
+          </w:tcPr>
+          <w:p>
+            <w:pPr>
+              <w:spacing w:line="360" w:lineRule="auto"/>
+              <w:jc w:val="center"/>
+              <w:rPr>
+                <w:rFonts w:ascii="宋体" w:hAnsi="宋体" w:cs="宋体" w:hint="eastAsia"/>
+                <w:szCs w:val="21"/>
+              </w:rPr>
+            </w:pPr>
+          </w:p>
+        </w:tc>
+        <w:tc>
+          <w:tcPr>
+            <w:tcW w:w="4961" w:type="dxa"/>
             <w:gridSpan w:val="5"/>
-            <w:tcBorders>
-              <w:top w:val="single" w:sz="4" w:space="0" w:color="000000"/>
-              <w:left w:val="single" w:sz="4" w:space="0" w:color="000000"/>
-              <w:bottom w:val="single" w:sz="4" w:space="0" w:color="000000"/>
-              <w:right w:val="single" w:sz="4" w:space="0" w:color="000000"/>
-            </w:tcBorders>
-            <w:vAlign w:val="center"/>
-          </w:tcPr>
-          <w:p>
-            <w:pPr>
-              <w:snapToGrid w:val="0"/>
+            <w:vAlign w:val="center"/>
+          </w:tcPr>
+          <w:p>
+            <w:pPr>
               <w:spacing w:line="360" w:lineRule="auto"/>
               <w:jc w:val="center"/>
               <w:rPr>
@@ -2771,17 +2108,10 @@
         <w:tc>
           <w:tcPr>
             <w:tcW w:w="993" w:type="dxa"/>
-            <w:tcBorders>
-              <w:top w:val="single" w:sz="4" w:space="0" w:color="000000"/>
-              <w:left w:val="single" w:sz="4" w:space="0" w:color="000000"/>
-              <w:bottom w:val="single" w:sz="4" w:space="0" w:color="000000"/>
-              <w:right w:val="single" w:sz="4" w:space="0" w:color="000000"/>
-            </w:tcBorders>
-            <w:vAlign w:val="center"/>
-          </w:tcPr>
-          <w:p>
-            <w:pPr>
-              <w:snapToGrid w:val="0"/>
+            <w:vAlign w:val="center"/>
+          </w:tcPr>
+          <w:p>
+            <w:pPr>
               <w:spacing w:line="360" w:lineRule="auto"/>
               <w:jc w:val="center"/>
               <w:rPr>
@@ -2794,17 +2124,10 @@
         <w:tc>
           <w:tcPr>
             <w:tcW w:w="1275" w:type="dxa"/>
-            <w:tcBorders>
-              <w:top w:val="single" w:sz="4" w:space="0" w:color="000000"/>
-              <w:left w:val="single" w:sz="4" w:space="0" w:color="000000"/>
-              <w:bottom w:val="single" w:sz="4" w:space="0" w:color="000000"/>
-              <w:right w:val="single" w:sz="4" w:space="0" w:color="000000"/>
-            </w:tcBorders>
-            <w:vAlign w:val="center"/>
-          </w:tcPr>
-          <w:p>
-            <w:pPr>
-              <w:snapToGrid w:val="0"/>
+            <w:vAlign w:val="center"/>
+          </w:tcPr>
+          <w:p>
+            <w:pPr>
               <w:spacing w:line="360" w:lineRule="auto"/>
               <w:jc w:val="center"/>
               <w:rPr>
@@ -2822,20 +2145,14 @@
         <w:tc>
           <w:tcPr>
             <w:tcW w:w="709" w:type="dxa"/>
-            <w:tcBorders>
-              <w:top w:val="single" w:sz="4" w:space="0" w:color="000000"/>
-              <w:left w:val="single" w:sz="4" w:space="0" w:color="000000"/>
-              <w:bottom w:val="single" w:sz="4" w:space="0" w:color="000000"/>
-              <w:right w:val="single" w:sz="4" w:space="0" w:color="000000"/>
-            </w:tcBorders>
-            <w:vAlign w:val="center"/>
-          </w:tcPr>
-          <w:p>
-            <w:pPr>
-              <w:spacing w:line="360" w:lineRule="auto"/>
-              <w:jc w:val="center"/>
-              <w:rPr>
-                <w:rFonts w:ascii="宋体" w:hAnsi="宋体" w:cs="宋体" w:hint="eastAsia"/>
+            <w:vAlign w:val="center"/>
+          </w:tcPr>
+          <w:p>
+            <w:pPr>
+              <w:spacing w:line="360" w:lineRule="auto"/>
+              <w:jc w:val="center"/>
+              <w:rPr>
+                <w:rFonts w:ascii="宋体" w:hAnsi="宋体" w:cs="宋体"/>
                 <w:szCs w:val="21"/>
               </w:rPr>
             </w:pPr>
@@ -2850,43 +2167,29 @@
         </w:tc>
         <w:tc>
           <w:tcPr>
-            <w:tcW w:w="2389" w:type="dxa"/>
-            <w:gridSpan w:val="3"/>
-            <w:tcBorders>
-              <w:top w:val="single" w:sz="4" w:space="0" w:color="000000"/>
-              <w:left w:val="single" w:sz="4" w:space="0" w:color="000000"/>
-              <w:bottom w:val="single" w:sz="4" w:space="0" w:color="000000"/>
-              <w:right w:val="single" w:sz="4" w:space="0" w:color="000000"/>
-            </w:tcBorders>
-            <w:vAlign w:val="center"/>
-          </w:tcPr>
-          <w:p>
-            <w:pPr>
-              <w:snapToGrid w:val="0"/>
-              <w:spacing w:line="360" w:lineRule="auto"/>
-              <w:jc w:val="center"/>
-              <w:rPr>
-                <w:rFonts w:ascii="宋体" w:hAnsi="宋体" w:cs="宋体" w:hint="eastAsia"/>
-                <w:szCs w:val="21"/>
-              </w:rPr>
-            </w:pPr>
-          </w:p>
-        </w:tc>
-        <w:tc>
-          <w:tcPr>
-            <w:tcW w:w="4273" w:type="dxa"/>
+            <w:tcW w:w="1701" w:type="dxa"/>
+            <w:gridSpan w:val="2"/>
+            <w:vAlign w:val="center"/>
+          </w:tcPr>
+          <w:p>
+            <w:pPr>
+              <w:spacing w:line="360" w:lineRule="auto"/>
+              <w:jc w:val="center"/>
+              <w:rPr>
+                <w:rFonts w:ascii="宋体" w:hAnsi="宋体" w:cs="宋体" w:hint="eastAsia"/>
+                <w:szCs w:val="21"/>
+              </w:rPr>
+            </w:pPr>
+          </w:p>
+        </w:tc>
+        <w:tc>
+          <w:tcPr>
+            <w:tcW w:w="4961" w:type="dxa"/>
             <w:gridSpan w:val="5"/>
-            <w:tcBorders>
-              <w:top w:val="single" w:sz="4" w:space="0" w:color="000000"/>
-              <w:left w:val="single" w:sz="4" w:space="0" w:color="000000"/>
-              <w:bottom w:val="single" w:sz="4" w:space="0" w:color="000000"/>
-              <w:right w:val="single" w:sz="4" w:space="0" w:color="000000"/>
-            </w:tcBorders>
-            <w:vAlign w:val="center"/>
-          </w:tcPr>
-          <w:p>
-            <w:pPr>
-              <w:snapToGrid w:val="0"/>
+            <w:vAlign w:val="center"/>
+          </w:tcPr>
+          <w:p>
+            <w:pPr>
               <w:spacing w:line="360" w:lineRule="auto"/>
               <w:jc w:val="center"/>
               <w:rPr>
@@ -2899,17 +2202,10 @@
         <w:tc>
           <w:tcPr>
             <w:tcW w:w="993" w:type="dxa"/>
-            <w:tcBorders>
-              <w:top w:val="single" w:sz="4" w:space="0" w:color="000000"/>
-              <w:left w:val="single" w:sz="4" w:space="0" w:color="000000"/>
-              <w:bottom w:val="single" w:sz="4" w:space="0" w:color="000000"/>
-              <w:right w:val="single" w:sz="4" w:space="0" w:color="000000"/>
-            </w:tcBorders>
-            <w:vAlign w:val="center"/>
-          </w:tcPr>
-          <w:p>
-            <w:pPr>
-              <w:snapToGrid w:val="0"/>
+            <w:vAlign w:val="center"/>
+          </w:tcPr>
+          <w:p>
+            <w:pPr>
               <w:spacing w:line="360" w:lineRule="auto"/>
               <w:jc w:val="center"/>
               <w:rPr>
@@ -2922,17 +2218,10 @@
         <w:tc>
           <w:tcPr>
             <w:tcW w:w="1275" w:type="dxa"/>
-            <w:tcBorders>
-              <w:top w:val="single" w:sz="4" w:space="0" w:color="000000"/>
-              <w:left w:val="single" w:sz="4" w:space="0" w:color="000000"/>
-              <w:bottom w:val="single" w:sz="4" w:space="0" w:color="000000"/>
-              <w:right w:val="single" w:sz="4" w:space="0" w:color="000000"/>
-            </w:tcBorders>
-            <w:vAlign w:val="center"/>
-          </w:tcPr>
-          <w:p>
-            <w:pPr>
-              <w:snapToGrid w:val="0"/>
+            <w:vAlign w:val="center"/>
+          </w:tcPr>
+          <w:p>
+            <w:pPr>
               <w:spacing w:line="360" w:lineRule="auto"/>
               <w:jc w:val="center"/>
               <w:rPr>
@@ -2949,14 +2238,8 @@
         </w:trPr>
         <w:tc>
           <w:tcPr>
-            <w:tcW w:w="3213" w:type="dxa"/>
-            <w:gridSpan w:val="5"/>
-            <w:tcBorders>
-              <w:top w:val="single" w:sz="4" w:space="0" w:color="000000"/>
-              <w:left w:val="single" w:sz="4" w:space="0" w:color="000000"/>
-              <w:bottom w:val="single" w:sz="4" w:space="0" w:color="000000"/>
-              <w:right w:val="single" w:sz="4" w:space="0" w:color="000000"/>
-            </w:tcBorders>
+            <w:tcW w:w="2552" w:type="dxa"/>
+            <w:gridSpan w:val="4"/>
             <w:vAlign w:val="center"/>
           </w:tcPr>
           <w:p>
@@ -2981,14 +2264,8 @@
         </w:tc>
         <w:tc>
           <w:tcPr>
-            <w:tcW w:w="3213" w:type="dxa"/>
+            <w:tcW w:w="3544" w:type="dxa"/>
             <w:gridSpan w:val="2"/>
-            <w:tcBorders>
-              <w:top w:val="single" w:sz="4" w:space="0" w:color="000000"/>
-              <w:left w:val="single" w:sz="4" w:space="0" w:color="000000"/>
-              <w:bottom w:val="single" w:sz="4" w:space="0" w:color="000000"/>
-              <w:right w:val="single" w:sz="4" w:space="0" w:color="000000"/>
-            </w:tcBorders>
             <w:vAlign w:val="center"/>
           </w:tcPr>
           <w:p>
@@ -3014,14 +2291,8 @@
         </w:tc>
         <w:tc>
           <w:tcPr>
-            <w:tcW w:w="3213" w:type="dxa"/>
+            <w:tcW w:w="3543" w:type="dxa"/>
             <w:gridSpan w:val="4"/>
-            <w:tcBorders>
-              <w:top w:val="single" w:sz="4" w:space="0" w:color="000000"/>
-              <w:left w:val="single" w:sz="4" w:space="0" w:color="000000"/>
-              <w:bottom w:val="single" w:sz="4" w:space="0" w:color="000000"/>
-              <w:right w:val="single" w:sz="4" w:space="0" w:color="000000"/>
-            </w:tcBorders>
             <w:vAlign w:val="center"/>
           </w:tcPr>
           <w:p>
@@ -3052,74 +2323,47 @@
         </w:trPr>
         <w:tc>
           <w:tcPr>
-            <w:tcW w:w="3213" w:type="dxa"/>
-            <w:gridSpan w:val="5"/>
-            <w:tcBorders>
-              <w:top w:val="single" w:sz="4" w:space="0" w:color="000000"/>
-              <w:left w:val="single" w:sz="4" w:space="0" w:color="000000"/>
-              <w:bottom w:val="single" w:sz="4" w:space="0" w:color="000000"/>
-              <w:right w:val="single" w:sz="4" w:space="0" w:color="000000"/>
-            </w:tcBorders>
-            <w:vAlign w:val="center"/>
-          </w:tcPr>
-          <w:p>
-            <w:pPr>
-              <w:spacing w:line="360" w:lineRule="auto"/>
-              <w:ind w:firstLineChars="200" w:firstLine="422"/>
-              <w:jc w:val="center"/>
-              <w:rPr>
-                <w:rFonts w:ascii="宋体" w:hAnsi="宋体" w:cs="宋体" w:hint="eastAsia"/>
-                <w:b/>
-                <w:szCs w:val="21"/>
-              </w:rPr>
-            </w:pPr>
-          </w:p>
-        </w:tc>
-        <w:tc>
-          <w:tcPr>
-            <w:tcW w:w="3213" w:type="dxa"/>
+            <w:tcW w:w="2552" w:type="dxa"/>
+            <w:gridSpan w:val="4"/>
+          </w:tcPr>
+          <w:p>
+            <w:pPr>
+              <w:spacing w:line="360" w:lineRule="auto"/>
+              <w:ind w:firstLineChars="200" w:firstLine="420"/>
+              <w:rPr>
+                <w:rFonts w:ascii="宋体" w:hAnsi="宋体" w:cs="宋体" w:hint="eastAsia"/>
+                <w:szCs w:val="21"/>
+              </w:rPr>
+            </w:pPr>
+          </w:p>
+        </w:tc>
+        <w:tc>
+          <w:tcPr>
+            <w:tcW w:w="3544" w:type="dxa"/>
             <w:gridSpan w:val="2"/>
-            <w:tcBorders>
-              <w:top w:val="single" w:sz="4" w:space="0" w:color="000000"/>
-              <w:left w:val="single" w:sz="4" w:space="0" w:color="000000"/>
-              <w:bottom w:val="single" w:sz="4" w:space="0" w:color="000000"/>
-              <w:right w:val="single" w:sz="4" w:space="0" w:color="000000"/>
-            </w:tcBorders>
-            <w:vAlign w:val="center"/>
-          </w:tcPr>
-          <w:p>
-            <w:pPr>
-              <w:spacing w:line="360" w:lineRule="auto"/>
-              <w:ind w:firstLineChars="200" w:firstLine="422"/>
-              <w:jc w:val="center"/>
-              <w:rPr>
-                <w:rFonts w:ascii="宋体" w:hAnsi="宋体" w:cs="宋体" w:hint="eastAsia"/>
-                <w:b/>
-                <w:szCs w:val="21"/>
-              </w:rPr>
-            </w:pPr>
-          </w:p>
-        </w:tc>
-        <w:tc>
-          <w:tcPr>
-            <w:tcW w:w="3213" w:type="dxa"/>
+          </w:tcPr>
+          <w:p>
+            <w:pPr>
+              <w:spacing w:line="360" w:lineRule="auto"/>
+              <w:ind w:firstLineChars="200" w:firstLine="420"/>
+              <w:rPr>
+                <w:rFonts w:ascii="宋体" w:hAnsi="宋体" w:cs="宋体" w:hint="eastAsia"/>
+                <w:szCs w:val="21"/>
+              </w:rPr>
+            </w:pPr>
+          </w:p>
+        </w:tc>
+        <w:tc>
+          <w:tcPr>
+            <w:tcW w:w="3543" w:type="dxa"/>
             <w:gridSpan w:val="4"/>
-            <w:tcBorders>
-              <w:top w:val="single" w:sz="4" w:space="0" w:color="000000"/>
-              <w:left w:val="single" w:sz="4" w:space="0" w:color="000000"/>
-              <w:bottom w:val="single" w:sz="4" w:space="0" w:color="000000"/>
-              <w:right w:val="single" w:sz="4" w:space="0" w:color="000000"/>
-            </w:tcBorders>
-            <w:vAlign w:val="center"/>
-          </w:tcPr>
-          <w:p>
-            <w:pPr>
-              <w:spacing w:line="360" w:lineRule="auto"/>
-              <w:ind w:firstLineChars="200" w:firstLine="422"/>
-              <w:jc w:val="center"/>
-              <w:rPr>
-                <w:rFonts w:ascii="宋体" w:hAnsi="宋体" w:cs="宋体" w:hint="eastAsia"/>
-                <w:b/>
+          </w:tcPr>
+          <w:p>
+            <w:pPr>
+              <w:spacing w:line="360" w:lineRule="auto"/>
+              <w:ind w:firstLineChars="200" w:firstLine="420"/>
+              <w:rPr>
+                <w:rFonts w:ascii="宋体" w:hAnsi="宋体" w:cs="宋体" w:hint="eastAsia"/>
                 <w:szCs w:val="21"/>
               </w:rPr>
             </w:pPr>
@@ -3132,14 +2376,8 @@
         </w:trPr>
         <w:tc>
           <w:tcPr>
-            <w:tcW w:w="2674" w:type="dxa"/>
-            <w:gridSpan w:val="3"/>
-            <w:tcBorders>
-              <w:top w:val="single" w:sz="4" w:space="0" w:color="000000"/>
-              <w:left w:val="single" w:sz="4" w:space="0" w:color="000000"/>
-              <w:bottom w:val="single" w:sz="4" w:space="0" w:color="000000"/>
-              <w:right w:val="single" w:sz="4" w:space="0" w:color="000000"/>
-            </w:tcBorders>
+            <w:tcW w:w="2552" w:type="dxa"/>
+            <w:gridSpan w:val="4"/>
             <w:vAlign w:val="center"/>
           </w:tcPr>
           <w:p>
@@ -3164,23 +2402,15 @@
         </w:tc>
         <w:tc>
           <w:tcPr>
-            <w:tcW w:w="6965" w:type="dxa"/>
-            <w:gridSpan w:val="8"/>
-            <w:tcBorders>
-              <w:top w:val="single" w:sz="4" w:space="0" w:color="000000"/>
-              <w:left w:val="single" w:sz="4" w:space="0" w:color="000000"/>
-              <w:bottom w:val="single" w:sz="4" w:space="0" w:color="000000"/>
-              <w:right w:val="single" w:sz="4" w:space="0" w:color="000000"/>
-            </w:tcBorders>
-          </w:tcPr>
-          <w:p>
-            <w:pPr>
-              <w:snapToGrid w:val="0"/>
-              <w:spacing w:line="360" w:lineRule="auto"/>
-              <w:ind w:firstLineChars="200" w:firstLine="422"/>
-              <w:rPr>
-                <w:rFonts w:ascii="宋体" w:hAnsi="宋体" w:cs="宋体" w:hint="eastAsia"/>
-                <w:b/>
+            <w:tcW w:w="7087" w:type="dxa"/>
+            <w:gridSpan w:val="6"/>
+          </w:tcPr>
+          <w:p>
+            <w:pPr>
+              <w:spacing w:line="360" w:lineRule="auto"/>
+              <w:ind w:firstLineChars="200" w:firstLine="420"/>
+              <w:rPr>
+                <w:rFonts w:ascii="宋体" w:hAnsi="宋体" w:cs="宋体" w:hint="eastAsia"/>
                 <w:szCs w:val="21"/>
               </w:rPr>
             </w:pPr>
@@ -3191,14 +2421,16 @@
     <w:p>
       <w:pPr>
         <w:spacing w:line="360" w:lineRule="auto"/>
+        <w:rPr>
+          <w:rFonts w:hint="eastAsia"/>
+        </w:rPr>
       </w:pPr>
     </w:p>
     <w:sectPr>
       <w:headerReference w:type="default" r:id="rId6"/>
-      <w:pgSz w:w="11906" w:h="16838"/>
-      <w:pgMar w:top="907" w:right="1134" w:bottom="567" w:left="1134" w:header="851" w:footer="0" w:gutter="0"/>
+      <w:pgSz w:w="11907" w:h="16840"/>
+      <w:pgMar w:top="567" w:right="1134" w:bottom="567" w:left="1134" w:header="851" w:footer="992" w:gutter="0"/>
       <w:cols w:space="720"/>
-      <w:formProt w:val="0"/>
       <w:docGrid w:type="lines" w:linePitch="312"/>
     </w:sectPr>
   </w:body>
@@ -3247,7 +2479,7 @@
 <w:hdr xmlns:wpc="http://schemas.microsoft.com/office/word/2010/wordprocessingCanvas" xmlns:cx="http://schemas.microsoft.com/office/drawing/2014/chartex" xmlns:cx1="http://schemas.microsoft.com/office/drawing/2015/9/8/chartex" xmlns:cx2="http://schemas.microsoft.com/office/drawing/2015/10/21/chartex" xmlns:cx3="http://schemas.microsoft.com/office/drawing/2016/5/9/chartex" xmlns:cx4="http://schemas.microsoft.com/office/drawing/2016/5/10/chartex" xmlns:cx5="http://schemas.microsoft.com/office/drawing/2016/5/11/chartex" xmlns:cx6="http://schemas.microsoft.com/office/drawing/2016/5/12/chartex" xmlns:cx7="http://schemas.microsoft.com/office/drawing/2016/5/13/chartex" xmlns:cx8="http://schemas.microsoft.com/office/drawing/2016/5/14/chartex" xmlns:mc="http://schemas.openxmlformats.org/markup-compatibility/2006" xmlns:aink="http://schemas.microsoft.com/office/drawing/2016/ink" xmlns:am3d="http://schemas.microsoft.com/office/drawing/2017/model3d" xmlns:o="urn:schemas-microsoft-com:office:office" xmlns:oel="http://schemas.microsoft.com/office/2019/extlst" xmlns:r="http://schemas.openxmlformats.org/officeDocument/2006/relationships" xmlns:m="http://schemas.openxmlformats.org/officeDocument/2006/math" xmlns:v="urn:schemas-microsoft-com:vml" xmlns:wp14="http://schemas.microsoft.com/office/word/2010/wordprocessingDrawing" xmlns:wp="http://schemas.openxmlformats.org/drawingml/2006/wordprocessingDrawing" xmlns:w10="urn:schemas-microsoft-com:office:word" xmlns:w="http://schemas.openxmlformats.org/wordprocessingml/2006/main" xmlns:w14="http://schemas.microsoft.com/office/word/2010/wordml" xmlns:w15="http://schemas.microsoft.com/office/word/2012/wordml" xmlns:w16cex="http://schemas.microsoft.com/office/word/2018/wordml/cex" xmlns:w16cid="http://schemas.microsoft.com/office/word/2016/wordml/cid" xmlns:w16="http://schemas.microsoft.com/office/word/2018/wordml" xmlns:w16du="http://schemas.microsoft.com/office/word/2023/wordml/word16du" xmlns:w16sdtdh="http://schemas.microsoft.com/office/word/2020/wordml/sdtdatahash" xmlns:w16sdtfl="http://schemas.microsoft.com/office/word/2024/wordml/sdtformatlock" xmlns:w16se="http://schemas.microsoft.com/office/word/2015/wordml/symex" xmlns:wpg="http://schemas.microsoft.com/office/word/2010/wordprocessingGroup" xmlns:wpi="http://schemas.microsoft.com/office/word/2010/wordprocessingInk" xmlns:wne="http://schemas.microsoft.com/office/word/2006/wordml" xmlns:wps="http://schemas.microsoft.com/office/word/2010/wordprocessingShape" mc:Ignorable="w14 w15 w16se w16cid w16 w16cex w16sdtdh w16sdtfl w16du wp14">
   <w:p>
     <w:pPr>
-      <w:pStyle w:val="a6"/>
+      <w:pStyle w:val="a4"/>
       <w:pBdr>
         <w:bottom w:val="none" w:sz="0" w:space="0" w:color="auto"/>
       </w:pBdr>
@@ -3261,40 +2493,124 @@
   <w:docDefaults>
     <w:rPrDefault>
       <w:rPr>
-        <w:rFonts w:ascii="Times New Roman" w:eastAsia="新宋体" w:hAnsi="Times New Roman" w:cs="Arial"/>
+        <w:rFonts w:ascii="Times New Roman" w:eastAsia="宋体" w:hAnsi="Times New Roman" w:cs="Times New Roman"/>
         <w:lang w:val="en-US" w:eastAsia="zh-CN" w:bidi="ar-SA"/>
       </w:rPr>
     </w:rPrDefault>
     <w:pPrDefault/>
   </w:docDefaults>
-  <w:latentStyles w:defLockedState="0" w:defUIPriority="0" w:defSemiHidden="0" w:defUnhideWhenUsed="0" w:defQFormat="0" w:count="376">
-    <w:lsdException w:name="Normal" w:qFormat="1"/>
-    <w:lsdException w:name="heading 1" w:qFormat="1"/>
-    <w:lsdException w:name="heading 2" w:semiHidden="1" w:unhideWhenUsed="1" w:qFormat="1"/>
-    <w:lsdException w:name="heading 3" w:semiHidden="1" w:unhideWhenUsed="1" w:qFormat="1"/>
-    <w:lsdException w:name="heading 4" w:semiHidden="1" w:unhideWhenUsed="1" w:qFormat="1"/>
-    <w:lsdException w:name="heading 5" w:semiHidden="1" w:unhideWhenUsed="1" w:qFormat="1"/>
-    <w:lsdException w:name="heading 6" w:semiHidden="1" w:unhideWhenUsed="1" w:qFormat="1"/>
-    <w:lsdException w:name="heading 7" w:semiHidden="1" w:unhideWhenUsed="1" w:qFormat="1"/>
-    <w:lsdException w:name="heading 8" w:semiHidden="1" w:unhideWhenUsed="1" w:qFormat="1"/>
-    <w:lsdException w:name="heading 9" w:semiHidden="1" w:unhideWhenUsed="1" w:qFormat="1"/>
-    <w:lsdException w:name="header" w:qFormat="1"/>
-    <w:lsdException w:name="footer" w:qFormat="1"/>
-    <w:lsdException w:name="caption" w:qFormat="1"/>
-    <w:lsdException w:name="List" w:qFormat="1"/>
-    <w:lsdException w:name="Title" w:qFormat="1"/>
-    <w:lsdException w:name="Default Paragraph Font" w:semiHidden="1"/>
-    <w:lsdException w:name="Body Text" w:qFormat="1"/>
-    <w:lsdException w:name="Subtitle" w:qFormat="1"/>
-    <w:lsdException w:name="Strong" w:qFormat="1"/>
-    <w:lsdException w:name="Emphasis" w:qFormat="1"/>
-    <w:lsdException w:name="HTML Top of Form" w:semiHidden="1" w:uiPriority="99" w:unhideWhenUsed="1"/>
-    <w:lsdException w:name="HTML Bottom of Form" w:semiHidden="1" w:uiPriority="99" w:unhideWhenUsed="1"/>
-    <w:lsdException w:name="Normal Table" w:semiHidden="1" w:unhideWhenUsed="1" w:qFormat="1"/>
-    <w:lsdException w:name="No List" w:semiHidden="1" w:uiPriority="99" w:unhideWhenUsed="1"/>
-    <w:lsdException w:name="Outline List 1" w:semiHidden="1" w:uiPriority="99" w:unhideWhenUsed="1"/>
-    <w:lsdException w:name="Outline List 2" w:semiHidden="1" w:uiPriority="99" w:unhideWhenUsed="1"/>
-    <w:lsdException w:name="Outline List 3" w:semiHidden="1" w:uiPriority="99" w:unhideWhenUsed="1"/>
+  <w:latentStyles w:defLockedState="0" w:defUIPriority="99" w:defSemiHidden="0" w:defUnhideWhenUsed="0" w:defQFormat="0" w:count="376">
+    <w:lsdException w:name="Normal" w:uiPriority="0" w:qFormat="1"/>
+    <w:lsdException w:name="heading 1" w:uiPriority="9" w:qFormat="1"/>
+    <w:lsdException w:name="heading 2" w:semiHidden="1" w:uiPriority="9" w:unhideWhenUsed="1" w:qFormat="1"/>
+    <w:lsdException w:name="heading 3" w:semiHidden="1" w:uiPriority="9" w:unhideWhenUsed="1" w:qFormat="1"/>
+    <w:lsdException w:name="heading 4" w:semiHidden="1" w:uiPriority="9" w:unhideWhenUsed="1" w:qFormat="1"/>
+    <w:lsdException w:name="heading 5" w:semiHidden="1" w:uiPriority="9" w:unhideWhenUsed="1" w:qFormat="1"/>
+    <w:lsdException w:name="heading 6" w:semiHidden="1" w:uiPriority="9" w:unhideWhenUsed="1" w:qFormat="1"/>
+    <w:lsdException w:name="heading 7" w:semiHidden="1" w:uiPriority="9" w:unhideWhenUsed="1" w:qFormat="1"/>
+    <w:lsdException w:name="heading 8" w:semiHidden="1" w:uiPriority="9" w:unhideWhenUsed="1" w:qFormat="1"/>
+    <w:lsdException w:name="heading 9" w:semiHidden="1" w:uiPriority="9" w:unhideWhenUsed="1" w:qFormat="1"/>
+    <w:lsdException w:name="index 1" w:semiHidden="1" w:unhideWhenUsed="1"/>
+    <w:lsdException w:name="index 2" w:semiHidden="1" w:unhideWhenUsed="1"/>
+    <w:lsdException w:name="index 3" w:semiHidden="1" w:unhideWhenUsed="1"/>
+    <w:lsdException w:name="index 4" w:semiHidden="1" w:unhideWhenUsed="1"/>
+    <w:lsdException w:name="index 5" w:semiHidden="1" w:unhideWhenUsed="1"/>
+    <w:lsdException w:name="index 6" w:semiHidden="1" w:unhideWhenUsed="1"/>
+    <w:lsdException w:name="index 7" w:semiHidden="1" w:unhideWhenUsed="1"/>
+    <w:lsdException w:name="index 8" w:semiHidden="1" w:unhideWhenUsed="1"/>
+    <w:lsdException w:name="index 9" w:semiHidden="1" w:unhideWhenUsed="1"/>
+    <w:lsdException w:name="toc 1" w:semiHidden="1" w:uiPriority="39" w:unhideWhenUsed="1"/>
+    <w:lsdException w:name="toc 2" w:semiHidden="1" w:uiPriority="39" w:unhideWhenUsed="1"/>
+    <w:lsdException w:name="toc 3" w:semiHidden="1" w:uiPriority="39" w:unhideWhenUsed="1"/>
+    <w:lsdException w:name="toc 4" w:semiHidden="1" w:uiPriority="39" w:unhideWhenUsed="1"/>
+    <w:lsdException w:name="toc 5" w:semiHidden="1" w:uiPriority="39" w:unhideWhenUsed="1"/>
+    <w:lsdException w:name="toc 6" w:semiHidden="1" w:uiPriority="39" w:unhideWhenUsed="1"/>
+    <w:lsdException w:name="toc 7" w:semiHidden="1" w:uiPriority="39" w:unhideWhenUsed="1"/>
+    <w:lsdException w:name="toc 8" w:semiHidden="1" w:uiPriority="39" w:unhideWhenUsed="1"/>
+    <w:lsdException w:name="toc 9" w:semiHidden="1" w:uiPriority="39" w:unhideWhenUsed="1"/>
+    <w:lsdException w:name="Normal Indent" w:semiHidden="1" w:unhideWhenUsed="1"/>
+    <w:lsdException w:name="footnote text" w:semiHidden="1" w:unhideWhenUsed="1"/>
+    <w:lsdException w:name="annotation text" w:semiHidden="1" w:unhideWhenUsed="1"/>
+    <w:lsdException w:name="header" w:uiPriority="0"/>
+    <w:lsdException w:name="footer" w:uiPriority="0"/>
+    <w:lsdException w:name="index heading" w:semiHidden="1" w:unhideWhenUsed="1"/>
+    <w:lsdException w:name="caption" w:semiHidden="1" w:uiPriority="35" w:unhideWhenUsed="1" w:qFormat="1"/>
+    <w:lsdException w:name="table of figures" w:semiHidden="1" w:unhideWhenUsed="1"/>
+    <w:lsdException w:name="envelope address" w:semiHidden="1" w:unhideWhenUsed="1"/>
+    <w:lsdException w:name="envelope return" w:semiHidden="1" w:unhideWhenUsed="1"/>
+    <w:lsdException w:name="footnote reference" w:semiHidden="1" w:unhideWhenUsed="1"/>
+    <w:lsdException w:name="annotation reference" w:semiHidden="1" w:unhideWhenUsed="1"/>
+    <w:lsdException w:name="line number" w:semiHidden="1" w:unhideWhenUsed="1"/>
+    <w:lsdException w:name="page number" w:semiHidden="1" w:unhideWhenUsed="1"/>
+    <w:lsdException w:name="endnote reference" w:semiHidden="1" w:unhideWhenUsed="1"/>
+    <w:lsdException w:name="endnote text" w:semiHidden="1" w:unhideWhenUsed="1"/>
+    <w:lsdException w:name="table of authorities" w:semiHidden="1" w:unhideWhenUsed="1"/>
+    <w:lsdException w:name="macro" w:semiHidden="1" w:unhideWhenUsed="1"/>
+    <w:lsdException w:name="toa heading" w:semiHidden="1" w:unhideWhenUsed="1"/>
+    <w:lsdException w:name="List" w:semiHidden="1" w:unhideWhenUsed="1"/>
+    <w:lsdException w:name="List Bullet" w:semiHidden="1" w:unhideWhenUsed="1"/>
+    <w:lsdException w:name="List Number" w:semiHidden="1" w:unhideWhenUsed="1"/>
+    <w:lsdException w:name="List 2" w:semiHidden="1" w:unhideWhenUsed="1"/>
+    <w:lsdException w:name="List 3" w:semiHidden="1" w:unhideWhenUsed="1"/>
+    <w:lsdException w:name="List 4" w:semiHidden="1" w:unhideWhenUsed="1"/>
+    <w:lsdException w:name="List 5" w:semiHidden="1" w:unhideWhenUsed="1"/>
+    <w:lsdException w:name="List Bullet 2" w:semiHidden="1" w:unhideWhenUsed="1"/>
+    <w:lsdException w:name="List Bullet 3" w:semiHidden="1" w:unhideWhenUsed="1"/>
+    <w:lsdException w:name="List Bullet 4" w:semiHidden="1" w:unhideWhenUsed="1"/>
+    <w:lsdException w:name="List Bullet 5" w:semiHidden="1" w:unhideWhenUsed="1"/>
+    <w:lsdException w:name="List Number 2" w:semiHidden="1" w:unhideWhenUsed="1"/>
+    <w:lsdException w:name="List Number 3" w:semiHidden="1" w:unhideWhenUsed="1"/>
+    <w:lsdException w:name="List Number 4" w:semiHidden="1" w:unhideWhenUsed="1"/>
+    <w:lsdException w:name="List Number 5" w:semiHidden="1" w:unhideWhenUsed="1"/>
+    <w:lsdException w:name="Title" w:uiPriority="10" w:qFormat="1"/>
+    <w:lsdException w:name="Closing" w:semiHidden="1" w:unhideWhenUsed="1"/>
+    <w:lsdException w:name="Signature" w:semiHidden="1" w:unhideWhenUsed="1"/>
+    <w:lsdException w:name="Default Paragraph Font" w:uiPriority="0"/>
+    <w:lsdException w:name="Body Text" w:semiHidden="1" w:unhideWhenUsed="1"/>
+    <w:lsdException w:name="Body Text Indent" w:semiHidden="1" w:unhideWhenUsed="1"/>
+    <w:lsdException w:name="List Continue" w:semiHidden="1" w:unhideWhenUsed="1"/>
+    <w:lsdException w:name="List Continue 2" w:semiHidden="1" w:unhideWhenUsed="1"/>
+    <w:lsdException w:name="List Continue 3" w:semiHidden="1" w:unhideWhenUsed="1"/>
+    <w:lsdException w:name="List Continue 4" w:semiHidden="1" w:unhideWhenUsed="1"/>
+    <w:lsdException w:name="List Continue 5" w:semiHidden="1" w:unhideWhenUsed="1"/>
+    <w:lsdException w:name="Message Header" w:semiHidden="1" w:unhideWhenUsed="1"/>
+    <w:lsdException w:name="Subtitle" w:uiPriority="11" w:qFormat="1"/>
+    <w:lsdException w:name="Salutation" w:semiHidden="1" w:unhideWhenUsed="1"/>
+    <w:lsdException w:name="Date" w:semiHidden="1" w:unhideWhenUsed="1"/>
+    <w:lsdException w:name="Body Text First Indent" w:semiHidden="1" w:unhideWhenUsed="1"/>
+    <w:lsdException w:name="Body Text First Indent 2" w:semiHidden="1" w:unhideWhenUsed="1"/>
+    <w:lsdException w:name="Note Heading" w:semiHidden="1" w:unhideWhenUsed="1"/>
+    <w:lsdException w:name="Body Text 2" w:semiHidden="1" w:unhideWhenUsed="1"/>
+    <w:lsdException w:name="Body Text 3" w:semiHidden="1" w:unhideWhenUsed="1"/>
+    <w:lsdException w:name="Body Text Indent 2" w:semiHidden="1" w:unhideWhenUsed="1"/>
+    <w:lsdException w:name="Body Text Indent 3" w:semiHidden="1" w:unhideWhenUsed="1"/>
+    <w:lsdException w:name="Block Text" w:semiHidden="1" w:unhideWhenUsed="1"/>
+    <w:lsdException w:name="Hyperlink" w:semiHidden="1" w:unhideWhenUsed="1"/>
+    <w:lsdException w:name="FollowedHyperlink" w:semiHidden="1" w:unhideWhenUsed="1"/>
+    <w:lsdException w:name="Strong" w:uiPriority="22" w:qFormat="1"/>
+    <w:lsdException w:name="Emphasis" w:uiPriority="20" w:qFormat="1"/>
+    <w:lsdException w:name="Document Map" w:semiHidden="1" w:unhideWhenUsed="1"/>
+    <w:lsdException w:name="Plain Text" w:semiHidden="1" w:unhideWhenUsed="1"/>
+    <w:lsdException w:name="E-mail Signature" w:semiHidden="1" w:unhideWhenUsed="1"/>
+    <w:lsdException w:name="HTML Top of Form" w:semiHidden="1" w:unhideWhenUsed="1"/>
+    <w:lsdException w:name="HTML Bottom of Form" w:semiHidden="1" w:unhideWhenUsed="1"/>
+    <w:lsdException w:name="Normal (Web)" w:semiHidden="1" w:unhideWhenUsed="1"/>
+    <w:lsdException w:name="HTML Acronym" w:semiHidden="1" w:unhideWhenUsed="1"/>
+    <w:lsdException w:name="HTML Address" w:semiHidden="1" w:unhideWhenUsed="1"/>
+    <w:lsdException w:name="HTML Cite" w:semiHidden="1" w:unhideWhenUsed="1"/>
+    <w:lsdException w:name="HTML Code" w:semiHidden="1" w:unhideWhenUsed="1"/>
+    <w:lsdException w:name="HTML Definition" w:semiHidden="1" w:unhideWhenUsed="1"/>
+    <w:lsdException w:name="HTML Keyboard" w:semiHidden="1" w:unhideWhenUsed="1"/>
+    <w:lsdException w:name="HTML Preformatted" w:semiHidden="1" w:unhideWhenUsed="1"/>
+    <w:lsdException w:name="HTML Sample" w:semiHidden="1" w:unhideWhenUsed="1"/>
+    <w:lsdException w:name="HTML Typewriter" w:semiHidden="1" w:unhideWhenUsed="1"/>
+    <w:lsdException w:name="HTML Variable" w:semiHidden="1" w:unhideWhenUsed="1"/>
+    <w:lsdException w:name="Normal Table" w:unhideWhenUsed="1"/>
+    <w:lsdException w:name="annotation subject" w:semiHidden="1" w:unhideWhenUsed="1"/>
+    <w:lsdException w:name="No List" w:semiHidden="1" w:unhideWhenUsed="1"/>
+    <w:lsdException w:name="Outline List 1" w:semiHidden="1" w:unhideWhenUsed="1"/>
+    <w:lsdException w:name="Outline List 2" w:semiHidden="1" w:unhideWhenUsed="1"/>
+    <w:lsdException w:name="Outline List 3" w:semiHidden="1" w:unhideWhenUsed="1"/>
     <w:lsdException w:name="Table Simple 1" w:semiHidden="1" w:unhideWhenUsed="1"/>
     <w:lsdException w:name="Table Simple 2" w:semiHidden="1" w:unhideWhenUsed="1"/>
     <w:lsdException w:name="Table Simple 3" w:semiHidden="1" w:unhideWhenUsed="1"/>
@@ -3337,9 +2653,11 @@
     <w:lsdException w:name="Table Web 1" w:semiHidden="1" w:unhideWhenUsed="1"/>
     <w:lsdException w:name="Table Web 2" w:semiHidden="1" w:unhideWhenUsed="1"/>
     <w:lsdException w:name="Table Web 3" w:semiHidden="1" w:unhideWhenUsed="1"/>
+    <w:lsdException w:name="Balloon Text" w:semiHidden="1" w:unhideWhenUsed="1"/>
+    <w:lsdException w:name="Table Grid" w:uiPriority="59"/>
     <w:lsdException w:name="Table Theme" w:semiHidden="1" w:unhideWhenUsed="1"/>
-    <w:lsdException w:name="Placeholder Text" w:semiHidden="1" w:uiPriority="99" w:unhideWhenUsed="1"/>
-    <w:lsdException w:name="No Spacing" w:semiHidden="1" w:uiPriority="99" w:unhideWhenUsed="1"/>
+    <w:lsdException w:name="Placeholder Text" w:semiHidden="1" w:unhideWhenUsed="1"/>
+    <w:lsdException w:name="No Spacing" w:qFormat="1"/>
     <w:lsdException w:name="Light Shading" w:uiPriority="60"/>
     <w:lsdException w:name="Light List" w:uiPriority="61"/>
     <w:lsdException w:name="Light Grid" w:uiPriority="62"/>
@@ -3360,10 +2678,10 @@
     <w:lsdException w:name="Medium Shading 1 Accent 1" w:uiPriority="63"/>
     <w:lsdException w:name="Medium Shading 2 Accent 1" w:uiPriority="64"/>
     <w:lsdException w:name="Medium List 1 Accent 1" w:uiPriority="65"/>
-    <w:lsdException w:name="Revision" w:semiHidden="1" w:uiPriority="99" w:unhideWhenUsed="1"/>
-    <w:lsdException w:name="List Paragraph" w:semiHidden="1" w:uiPriority="99" w:unhideWhenUsed="1"/>
-    <w:lsdException w:name="Quote" w:semiHidden="1" w:uiPriority="99" w:unhideWhenUsed="1"/>
-    <w:lsdException w:name="Intense Quote" w:semiHidden="1" w:uiPriority="99" w:unhideWhenUsed="1"/>
+    <w:lsdException w:name="Revision" w:semiHidden="1" w:unhideWhenUsed="1"/>
+    <w:lsdException w:name="List Paragraph" w:qFormat="1"/>
+    <w:lsdException w:name="Quote" w:qFormat="1"/>
+    <w:lsdException w:name="Intense Quote" w:qFormat="1"/>
     <w:lsdException w:name="Medium List 2 Accent 1" w:uiPriority="66"/>
     <w:lsdException w:name="Medium Grid 1 Accent 1" w:uiPriority="67"/>
     <w:lsdException w:name="Medium Grid 2 Accent 1" w:uiPriority="68"/>
@@ -3553,57 +2871,33 @@
     <w:lsdException w:name="List Table 5 Dark Accent 6" w:uiPriority="50"/>
     <w:lsdException w:name="List Table 6 Colorful Accent 6" w:uiPriority="51"/>
     <w:lsdException w:name="List Table 7 Colorful Accent 6" w:uiPriority="52"/>
-    <w:lsdException w:name="Mention" w:semiHidden="1" w:uiPriority="99" w:unhideWhenUsed="1"/>
-    <w:lsdException w:name="Smart Hyperlink" w:semiHidden="1" w:uiPriority="99" w:unhideWhenUsed="1"/>
-    <w:lsdException w:name="Hashtag" w:semiHidden="1" w:uiPriority="99" w:unhideWhenUsed="1"/>
-    <w:lsdException w:name="Unresolved Mention" w:semiHidden="1" w:uiPriority="99" w:unhideWhenUsed="1"/>
-    <w:lsdException w:name="Smart Link" w:semiHidden="1" w:uiPriority="99" w:unhideWhenUsed="1"/>
+    <w:lsdException w:name="Mention" w:semiHidden="1" w:unhideWhenUsed="1"/>
+    <w:lsdException w:name="Smart Hyperlink" w:semiHidden="1" w:unhideWhenUsed="1"/>
+    <w:lsdException w:name="Hashtag" w:semiHidden="1" w:unhideWhenUsed="1"/>
+    <w:lsdException w:name="Unresolved Mention" w:semiHidden="1" w:unhideWhenUsed="1"/>
+    <w:lsdException w:name="Smart Link" w:semiHidden="1" w:unhideWhenUsed="1"/>
   </w:latentStyles>
   <w:style w:type="paragraph" w:default="1" w:styleId="a">
     <w:name w:val="Normal"/>
     <w:qFormat/>
     <w:pPr>
       <w:widowControl w:val="0"/>
-      <w:suppressAutoHyphens/>
       <w:jc w:val="both"/>
     </w:pPr>
     <w:rPr>
-      <w:rFonts w:eastAsia="宋体" w:cs="Times New Roman"/>
       <w:kern w:val="2"/>
       <w:sz w:val="21"/>
       <w:szCs w:val="24"/>
     </w:rPr>
   </w:style>
-  <w:style w:type="paragraph" w:styleId="1">
-    <w:name w:val="heading 1"/>
-    <w:basedOn w:val="a"/>
-    <w:next w:val="a"/>
-    <w:qFormat/>
-    <w:pPr>
-      <w:keepNext/>
-      <w:keepLines/>
-      <w:spacing w:before="340" w:after="330" w:line="576" w:lineRule="auto"/>
-      <w:outlineLvl w:val="0"/>
-    </w:pPr>
-    <w:rPr>
-      <w:b/>
-      <w:kern w:val="44"/>
-      <w:sz w:val="44"/>
-    </w:rPr>
-  </w:style>
   <w:style w:type="character" w:default="1" w:styleId="a0">
     <w:name w:val="Default Paragraph Font"/>
-    <w:uiPriority w:val="1"/>
-    <w:semiHidden/>
-    <w:unhideWhenUsed/>
   </w:style>
   <w:style w:type="table" w:default="1" w:styleId="a1">
     <w:name w:val="Normal Table"/>
     <w:uiPriority w:val="99"/>
-    <w:semiHidden/>
     <w:unhideWhenUsed/>
     <w:tblPr>
-      <w:tblInd w:w="0" w:type="dxa"/>
       <w:tblCellMar>
         <w:top w:w="0" w:type="dxa"/>
         <w:left w:w="108" w:type="dxa"/>
@@ -3619,32 +2913,8 @@
     <w:unhideWhenUsed/>
   </w:style>
   <w:style w:type="paragraph" w:styleId="a3">
-    <w:name w:val="caption"/>
-    <w:basedOn w:val="a"/>
-    <w:qFormat/>
-    <w:pPr>
-      <w:suppressLineNumbers/>
-      <w:spacing w:before="120" w:after="120"/>
-    </w:pPr>
-    <w:rPr>
-      <w:rFonts w:cs="Arial"/>
-      <w:i/>
-      <w:iCs/>
-      <w:sz w:val="24"/>
-    </w:rPr>
-  </w:style>
-  <w:style w:type="paragraph" w:styleId="a4">
-    <w:name w:val="Body Text"/>
-    <w:basedOn w:val="a"/>
-    <w:qFormat/>
-    <w:pPr>
-      <w:spacing w:after="140" w:line="276" w:lineRule="auto"/>
-    </w:pPr>
-  </w:style>
-  <w:style w:type="paragraph" w:styleId="a5">
     <w:name w:val="footer"/>
     <w:basedOn w:val="a"/>
-    <w:qFormat/>
     <w:pPr>
       <w:tabs>
         <w:tab w:val="center" w:pos="4153"/>
@@ -3658,13 +2928,12 @@
       <w:szCs w:val="18"/>
     </w:rPr>
   </w:style>
-  <w:style w:type="paragraph" w:styleId="a6">
+  <w:style w:type="paragraph" w:styleId="a4">
     <w:name w:val="header"/>
     <w:basedOn w:val="a"/>
-    <w:qFormat/>
     <w:pPr>
       <w:pBdr>
-        <w:bottom w:val="single" w:sz="6" w:space="1" w:color="000000"/>
+        <w:bottom w:val="single" w:sz="6" w:space="1" w:color="auto"/>
       </w:pBdr>
       <w:tabs>
         <w:tab w:val="center" w:pos="4153"/>
@@ -3678,156 +2947,235 @@
       <w:szCs w:val="18"/>
     </w:rPr>
   </w:style>
-  <w:style w:type="paragraph" w:styleId="a7">
-    <w:name w:val="List"/>
-    <w:basedOn w:val="a4"/>
-    <w:qFormat/>
-    <w:rPr>
-      <w:rFonts w:cs="Arial"/>
-    </w:rPr>
-  </w:style>
-  <w:style w:type="character" w:customStyle="1" w:styleId="10">
-    <w:name w:val="默认段落字体1"/>
-    <w:qFormat/>
-  </w:style>
-  <w:style w:type="paragraph" w:customStyle="1" w:styleId="a8">
-    <w:name w:val="标题样式"/>
-    <w:basedOn w:val="a"/>
-    <w:next w:val="a4"/>
-    <w:qFormat/>
-    <w:pPr>
-      <w:keepNext/>
-      <w:spacing w:before="240" w:after="120"/>
-    </w:pPr>
-    <w:rPr>
-      <w:rFonts w:ascii="Arial" w:eastAsia="Noto Sans SC" w:hAnsi="Arial" w:cs="Arial"/>
-      <w:sz w:val="28"/>
-      <w:szCs w:val="28"/>
-    </w:rPr>
-  </w:style>
-  <w:style w:type="paragraph" w:customStyle="1" w:styleId="a9">
-    <w:name w:val="索引"/>
-    <w:basedOn w:val="a"/>
-    <w:qFormat/>
-    <w:pPr>
-      <w:suppressLineNumbers/>
-    </w:pPr>
-    <w:rPr>
-      <w:rFonts w:cs="Arial"/>
-    </w:rPr>
-  </w:style>
-  <w:style w:type="paragraph" w:customStyle="1" w:styleId="aa">
-    <w:name w:val="页眉与页脚"/>
-    <w:basedOn w:val="a"/>
-    <w:qFormat/>
-    <w:pPr>
-      <w:suppressLineNumbers/>
-      <w:tabs>
-        <w:tab w:val="center" w:pos="4819"/>
-        <w:tab w:val="right" w:pos="9638"/>
-      </w:tabs>
-    </w:pPr>
-  </w:style>
-  <w:style w:type="paragraph" w:customStyle="1" w:styleId="ab">
-    <w:name w:val="表格内容"/>
-    <w:basedOn w:val="a"/>
-    <w:qFormat/>
-    <w:pPr>
-      <w:suppressLineNumbers/>
-    </w:pPr>
-  </w:style>
-  <w:style w:type="paragraph" w:customStyle="1" w:styleId="ac">
-    <w:name w:val="表格标题"/>
-    <w:basedOn w:val="ab"/>
-    <w:qFormat/>
-    <w:pPr>
-      <w:jc w:val="center"/>
-    </w:pPr>
-    <w:rPr>
-      <w:b/>
-      <w:bCs/>
-    </w:rPr>
-  </w:style>
 </w:styles>
 </file>
 
 <file path=word/theme/theme1.xml><?xml version="1.0" encoding="utf-8"?>
-<a:theme xmlns:a="http://schemas.openxmlformats.org/drawingml/2006/main" name="Office">
+<a:theme xmlns:a="http://schemas.openxmlformats.org/drawingml/2006/main" name="Office 主题​​">
   <a:themeElements>
-    <a:clrScheme name="LibreOffice">
+    <a:clrScheme name="Office">
       <a:dk1>
-        <a:srgbClr val="000000"/>
+        <a:sysClr val="windowText" lastClr="000000"/>
       </a:dk1>
       <a:lt1>
-        <a:srgbClr val="FFFFFF"/>
+        <a:sysClr val="window" lastClr="FFFFFF"/>
       </a:lt1>
       <a:dk2>
-        <a:srgbClr val="000000"/>
+        <a:srgbClr val="0E2841"/>
       </a:dk2>
       <a:lt2>
-        <a:srgbClr val="FFFFFF"/>
+        <a:srgbClr val="E8E8E8"/>
       </a:lt2>
       <a:accent1>
-        <a:srgbClr val="18A303"/>
+        <a:srgbClr val="156082"/>
       </a:accent1>
       <a:accent2>
-        <a:srgbClr val="0369A3"/>
+        <a:srgbClr val="E97132"/>
       </a:accent2>
       <a:accent3>
-        <a:srgbClr val="A33E03"/>
+        <a:srgbClr val="196B24"/>
       </a:accent3>
       <a:accent4>
-        <a:srgbClr val="8E03A3"/>
+        <a:srgbClr val="0F9ED5"/>
       </a:accent4>
       <a:accent5>
-        <a:srgbClr val="C99C00"/>
+        <a:srgbClr val="A02B93"/>
       </a:accent5>
       <a:accent6>
-        <a:srgbClr val="C9211E"/>
+        <a:srgbClr val="4EA72E"/>
       </a:accent6>
       <a:hlink>
-        <a:srgbClr val="0000EE"/>
+        <a:srgbClr val="467886"/>
       </a:hlink>
       <a:folHlink>
-        <a:srgbClr val="551A8B"/>
+        <a:srgbClr val="96607D"/>
       </a:folHlink>
     </a:clrScheme>
     <a:fontScheme name="Office">
       <a:majorFont>
-        <a:latin typeface="Arial"/>
-        <a:ea typeface="黑体"/>
-        <a:cs typeface="DejaVu Sans"/>
+        <a:latin typeface="等线 Light" panose="02110004020202020204"/>
+        <a:ea typeface=""/>
+        <a:cs typeface=""/>
+        <a:font script="Jpan" typeface="游ゴシック Light"/>
+        <a:font script="Hang" typeface="맑은 고딕"/>
+        <a:font script="Hans" typeface="等线 Light"/>
+        <a:font script="Hant" typeface="新細明體"/>
+        <a:font script="Arab" typeface="Times New Roman"/>
+        <a:font script="Hebr" typeface="Times New Roman"/>
+        <a:font script="Thai" typeface="Angsana New"/>
+        <a:font script="Ethi" typeface="Nyala"/>
+        <a:font script="Beng" typeface="Vrinda"/>
+        <a:font script="Gujr" typeface="Shruti"/>
+        <a:font script="Khmr" typeface="MoolBoran"/>
+        <a:font script="Knda" typeface="Tunga"/>
+        <a:font script="Guru" typeface="Raavi"/>
+        <a:font script="Cans" typeface="Euphemia"/>
+        <a:font script="Cher" typeface="Plantagenet Cherokee"/>
+        <a:font script="Yiii" typeface="Microsoft Yi Baiti"/>
+        <a:font script="Tibt" typeface="Microsoft Himalaya"/>
+        <a:font script="Thaa" typeface="MV Boli"/>
+        <a:font script="Deva" typeface="Mangal"/>
+        <a:font script="Telu" typeface="Gautami"/>
+        <a:font script="Taml" typeface="Latha"/>
+        <a:font script="Syrc" typeface="Estrangelo Edessa"/>
+        <a:font script="Orya" typeface="Kalinga"/>
+        <a:font script="Mlym" typeface="Kartika"/>
+        <a:font script="Laoo" typeface="DokChampa"/>
+        <a:font script="Sinh" typeface="Iskoola Pota"/>
+        <a:font script="Mong" typeface="Mongolian Baiti"/>
+        <a:font script="Viet" typeface="Times New Roman"/>
+        <a:font script="Uigh" typeface="Microsoft Uighur"/>
+        <a:font script="Geor" typeface="Sylfaen"/>
+        <a:font script="Armn" typeface="Arial"/>
+        <a:font script="Bugi" typeface="Leelawadee UI"/>
+        <a:font script="Bopo" typeface="Microsoft JhengHei"/>
+        <a:font script="Java" typeface="Javanese Text"/>
+        <a:font script="Lisu" typeface="Segoe UI"/>
+        <a:font script="Mymr" typeface="Myanmar Text"/>
+        <a:font script="Nkoo" typeface="Ebrima"/>
+        <a:font script="Olck" typeface="Nirmala UI"/>
+        <a:font script="Osma" typeface="Ebrima"/>
+        <a:font script="Phag" typeface="Phagspa"/>
+        <a:font script="Syrn" typeface="Estrangelo Edessa"/>
+        <a:font script="Syrj" typeface="Estrangelo Edessa"/>
+        <a:font script="Syre" typeface="Estrangelo Edessa"/>
+        <a:font script="Sora" typeface="Nirmala UI"/>
+        <a:font script="Tale" typeface="Microsoft Tai Le"/>
+        <a:font script="Talu" typeface="Microsoft New Tai Lue"/>
+        <a:font script="Tfng" typeface="Ebrima"/>
       </a:majorFont>
       <a:minorFont>
-        <a:latin typeface="Arial"/>
-        <a:ea typeface="宋体"/>
-        <a:cs typeface="DejaVu Sans"/>
+        <a:latin typeface="等线" panose="02110004020202020204"/>
+        <a:ea typeface=""/>
+        <a:cs typeface=""/>
+        <a:font script="Jpan" typeface="游明朝"/>
+        <a:font script="Hang" typeface="맑은 고딕"/>
+        <a:font script="Hans" typeface="等线"/>
+        <a:font script="Hant" typeface="新細明體"/>
+        <a:font script="Arab" typeface="Arial"/>
+        <a:font script="Hebr" typeface="Arial"/>
+        <a:font script="Thai" typeface="Cordia New"/>
+        <a:font script="Ethi" typeface="Nyala"/>
+        <a:font script="Beng" typeface="Vrinda"/>
+        <a:font script="Gujr" typeface="Shruti"/>
+        <a:font script="Khmr" typeface="DaunPenh"/>
+        <a:font script="Knda" typeface="Tunga"/>
+        <a:font script="Guru" typeface="Raavi"/>
+        <a:font script="Cans" typeface="Euphemia"/>
+        <a:font script="Cher" typeface="Plantagenet Cherokee"/>
+        <a:font script="Yiii" typeface="Microsoft Yi Baiti"/>
+        <a:font script="Tibt" typeface="Microsoft Himalaya"/>
+        <a:font script="Thaa" typeface="MV Boli"/>
+        <a:font script="Deva" typeface="Mangal"/>
+        <a:font script="Telu" typeface="Gautami"/>
+        <a:font script="Taml" typeface="Latha"/>
+        <a:font script="Syrc" typeface="Estrangelo Edessa"/>
+        <a:font script="Orya" typeface="Kalinga"/>
+        <a:font script="Mlym" typeface="Kartika"/>
+        <a:font script="Laoo" typeface="DokChampa"/>
+        <a:font script="Sinh" typeface="Iskoola Pota"/>
+        <a:font script="Mong" typeface="Mongolian Baiti"/>
+        <a:font script="Viet" typeface="Arial"/>
+        <a:font script="Uigh" typeface="Microsoft Uighur"/>
+        <a:font script="Geor" typeface="Sylfaen"/>
+        <a:font script="Armn" typeface="Arial"/>
+        <a:font script="Bugi" typeface="Leelawadee UI"/>
+        <a:font script="Bopo" typeface="Microsoft JhengHei"/>
+        <a:font script="Java" typeface="Javanese Text"/>
+        <a:font script="Lisu" typeface="Segoe UI"/>
+        <a:font script="Mymr" typeface="Myanmar Text"/>
+        <a:font script="Nkoo" typeface="Ebrima"/>
+        <a:font script="Olck" typeface="Nirmala UI"/>
+        <a:font script="Osma" typeface="Ebrima"/>
+        <a:font script="Phag" typeface="Phagspa"/>
+        <a:font script="Syrn" typeface="Estrangelo Edessa"/>
+        <a:font script="Syrj" typeface="Estrangelo Edessa"/>
+        <a:font script="Syre" typeface="Estrangelo Edessa"/>
+        <a:font script="Sora" typeface="Nirmala UI"/>
+        <a:font script="Tale" typeface="Microsoft Tai Le"/>
+        <a:font script="Talu" typeface="Microsoft New Tai Lue"/>
+        <a:font script="Tfng" typeface="Ebrima"/>
       </a:minorFont>
     </a:fontScheme>
-    <a:fmtScheme>
+    <a:fmtScheme name="Office">
       <a:fillStyleLst>
         <a:solidFill>
           <a:schemeClr val="phClr"/>
         </a:solidFill>
-        <a:solidFill>
-          <a:schemeClr val="phClr"/>
-        </a:solidFill>
-        <a:solidFill>
-          <a:schemeClr val="phClr"/>
-        </a:solidFill>
+        <a:gradFill rotWithShape="1">
+          <a:gsLst>
+            <a:gs pos="0">
+              <a:schemeClr val="phClr">
+                <a:lumMod val="110000"/>
+                <a:satMod val="105000"/>
+                <a:tint val="67000"/>
+              </a:schemeClr>
+            </a:gs>
+            <a:gs pos="50000">
+              <a:schemeClr val="phClr">
+                <a:lumMod val="105000"/>
+                <a:satMod val="103000"/>
+                <a:tint val="73000"/>
+              </a:schemeClr>
+            </a:gs>
+            <a:gs pos="100000">
+              <a:schemeClr val="phClr">
+                <a:lumMod val="105000"/>
+                <a:satMod val="109000"/>
+                <a:tint val="81000"/>
+              </a:schemeClr>
+            </a:gs>
+          </a:gsLst>
+          <a:lin ang="5400000" scaled="0"/>
+        </a:gradFill>
+        <a:gradFill rotWithShape="1">
+          <a:gsLst>
+            <a:gs pos="0">
+              <a:schemeClr val="phClr">
+                <a:satMod val="103000"/>
+                <a:lumMod val="102000"/>
+                <a:tint val="94000"/>
+              </a:schemeClr>
+            </a:gs>
+            <a:gs pos="50000">
+              <a:schemeClr val="phClr">
+                <a:satMod val="110000"/>
+                <a:lumMod val="100000"/>
+                <a:shade val="100000"/>
+              </a:schemeClr>
+            </a:gs>
+            <a:gs pos="100000">
+              <a:schemeClr val="phClr">
+                <a:lumMod val="99000"/>
+                <a:satMod val="120000"/>
+                <a:shade val="78000"/>
+              </a:schemeClr>
+            </a:gs>
+          </a:gsLst>
+          <a:lin ang="5400000" scaled="0"/>
+        </a:gradFill>
       </a:fillStyleLst>
       <a:lnStyleLst>
-        <a:ln w="6350" cap="flat" cmpd="sng" algn="ctr">
+        <a:ln w="12700" cap="flat" cmpd="sng" algn="ctr">
+          <a:solidFill>
+            <a:schemeClr val="phClr"/>
+          </a:solidFill>
           <a:prstDash val="solid"/>
-          <a:miter/>
+          <a:miter lim="800000"/>
         </a:ln>
-        <a:ln w="6350" cap="flat" cmpd="sng" algn="ctr">
+        <a:ln w="19050" cap="flat" cmpd="sng" algn="ctr">
+          <a:solidFill>
+            <a:schemeClr val="phClr"/>
+          </a:solidFill>
           <a:prstDash val="solid"/>
-          <a:miter/>
+          <a:miter lim="800000"/>
         </a:ln>
-        <a:ln w="6350" cap="flat" cmpd="sng" algn="ctr">
+        <a:ln w="25400" cap="flat" cmpd="sng" algn="ctr">
+          <a:solidFill>
+            <a:schemeClr val="phClr"/>
+          </a:solidFill>
           <a:prstDash val="solid"/>
-          <a:miter/>
+          <a:miter lim="800000"/>
         </a:ln>
       </a:lnStyleLst>
       <a:effectStyleLst>
@@ -3838,7 +3186,13 @@
           <a:effectLst/>
         </a:effectStyle>
         <a:effectStyle>
-          <a:effectLst/>
+          <a:effectLst>
+            <a:outerShdw blurRad="57150" dist="19050" dir="5400000" algn="ctr" rotWithShape="0">
+              <a:srgbClr val="000000">
+                <a:alpha val="63000"/>
+              </a:srgbClr>
+            </a:outerShdw>
+          </a:effectLst>
         </a:effectStyle>
       </a:effectStyleLst>
       <a:bgFillStyleLst>
@@ -3846,15 +3200,67 @@
           <a:schemeClr val="phClr"/>
         </a:solidFill>
         <a:solidFill>
-          <a:schemeClr val="phClr"/>
+          <a:schemeClr val="phClr">
+            <a:tint val="95000"/>
+            <a:satMod val="170000"/>
+          </a:schemeClr>
         </a:solidFill>
-        <a:solidFill>
-          <a:schemeClr val="phClr"/>
-        </a:solidFill>
+        <a:gradFill rotWithShape="1">
+          <a:gsLst>
+            <a:gs pos="0">
+              <a:schemeClr val="phClr">
+                <a:tint val="93000"/>
+                <a:satMod val="150000"/>
+                <a:shade val="98000"/>
+                <a:lumMod val="102000"/>
+              </a:schemeClr>
+            </a:gs>
+            <a:gs pos="50000">
+              <a:schemeClr val="phClr">
+                <a:tint val="98000"/>
+                <a:satMod val="130000"/>
+                <a:shade val="90000"/>
+                <a:lumMod val="103000"/>
+              </a:schemeClr>
+            </a:gs>
+            <a:gs pos="100000">
+              <a:schemeClr val="phClr">
+                <a:shade val="63000"/>
+                <a:satMod val="120000"/>
+              </a:schemeClr>
+            </a:gs>
+          </a:gsLst>
+          <a:lin ang="5400000" scaled="0"/>
+        </a:gradFill>
       </a:bgFillStyleLst>
     </a:fmtScheme>
   </a:themeElements>
-  <a:objectDefaults/>
+  <a:objectDefaults>
+    <a:lnDef>
+      <a:spPr/>
+      <a:bodyPr/>
+      <a:lstStyle/>
+      <a:style>
+        <a:lnRef idx="2">
+          <a:schemeClr val="accent1"/>
+        </a:lnRef>
+        <a:fillRef idx="0">
+          <a:schemeClr val="accent1"/>
+        </a:fillRef>
+        <a:effectRef idx="1">
+          <a:schemeClr val="accent1"/>
+        </a:effectRef>
+        <a:fontRef idx="minor">
+          <a:schemeClr val="tx1"/>
+        </a:fontRef>
+      </a:style>
+    </a:lnDef>
+  </a:objectDefaults>
   <a:extraClrSchemeLst/>
+  <a:extLst>
+    <a:ext uri="{05A4C25C-085E-4340-85A3-A5531E510DB2}">
+      <thm15:themeFamily xmlns:thm15="http://schemas.microsoft.com/office/thememl/2012/main" name="Office Theme" id="{2E142A2C-CD16-42D6-873A-C26D2A0506FA}" vid="{1BDDFF52-6CD6-40A5-AB3C-68EB2F1E4D0A}"/>
+    </a:ext>
+  </a:extLst>
 </a:theme>
 </file>